--- a/TUGAS JARKOM.docx
+++ b/TUGAS JARKOM.docx
@@ -23,84 +23,32 @@
           <w:rFonts w:ascii="Times New Roman" w:hAnsi="Times New Roman" w:cs="Times New Roman"/>
         </w:rPr>
       </w:pPr>
-      <w:proofErr w:type="gramStart"/>
-      <w:r>
-        <w:rPr>
-          <w:rFonts w:ascii="Times New Roman" w:hAnsi="Times New Roman" w:cs="Times New Roman"/>
-        </w:rPr>
-        <w:t>NIM :</w:t>
-      </w:r>
-      <w:proofErr w:type="gramEnd"/>
-      <w:r>
-        <w:rPr>
-          <w:rFonts w:ascii="Times New Roman" w:hAnsi="Times New Roman" w:cs="Times New Roman"/>
-        </w:rPr>
-        <w:t xml:space="preserve"> </w:t>
-      </w:r>
-    </w:p>
-    <w:p>
-      <w:pPr>
-        <w:spacing w:after="0" w:line="360" w:lineRule="auto"/>
-        <w:rPr>
-          <w:rFonts w:ascii="Times New Roman" w:hAnsi="Times New Roman" w:cs="Times New Roman"/>
-        </w:rPr>
-      </w:pPr>
-      <w:r>
-        <w:rPr>
-          <w:rFonts w:ascii="Times New Roman" w:hAnsi="Times New Roman" w:cs="Times New Roman"/>
-        </w:rPr>
-        <w:t xml:space="preserve">Mata </w:t>
-      </w:r>
-      <w:proofErr w:type="gramStart"/>
-      <w:r>
-        <w:rPr>
-          <w:rFonts w:ascii="Times New Roman" w:hAnsi="Times New Roman" w:cs="Times New Roman"/>
-        </w:rPr>
-        <w:t>Kuliah :</w:t>
-      </w:r>
-      <w:proofErr w:type="gramEnd"/>
-      <w:r>
-        <w:rPr>
-          <w:rFonts w:ascii="Times New Roman" w:hAnsi="Times New Roman" w:cs="Times New Roman"/>
-        </w:rPr>
-        <w:t xml:space="preserve"> </w:t>
-      </w:r>
-      <w:proofErr w:type="spellStart"/>
-      <w:r>
-        <w:rPr>
-          <w:rFonts w:ascii="Times New Roman" w:hAnsi="Times New Roman" w:cs="Times New Roman"/>
-        </w:rPr>
-        <w:t>Jaringan</w:t>
-      </w:r>
-      <w:proofErr w:type="spellEnd"/>
-      <w:r>
-        <w:rPr>
-          <w:rFonts w:ascii="Times New Roman" w:hAnsi="Times New Roman" w:cs="Times New Roman"/>
-        </w:rPr>
-        <w:t xml:space="preserve"> </w:t>
-      </w:r>
-      <w:proofErr w:type="spellStart"/>
-      <w:r>
-        <w:rPr>
-          <w:rFonts w:ascii="Times New Roman" w:hAnsi="Times New Roman" w:cs="Times New Roman"/>
-        </w:rPr>
-        <w:t>Komputer</w:t>
-      </w:r>
-      <w:proofErr w:type="spellEnd"/>
-      <w:r>
-        <w:rPr>
-          <w:rFonts w:ascii="Times New Roman" w:hAnsi="Times New Roman" w:cs="Times New Roman"/>
-        </w:rPr>
-        <w:t xml:space="preserve"> </w:t>
-      </w:r>
-      <w:proofErr w:type="spellStart"/>
-      <w:r>
-        <w:rPr>
-          <w:rFonts w:ascii="Times New Roman" w:hAnsi="Times New Roman" w:cs="Times New Roman"/>
-        </w:rPr>
-        <w:t>Lanjut</w:t>
-      </w:r>
-      <w:proofErr w:type="spellEnd"/>
+      <w:r>
+        <w:rPr>
+          <w:rFonts w:ascii="Times New Roman" w:hAnsi="Times New Roman" w:cs="Times New Roman"/>
+        </w:rPr>
+        <w:t xml:space="preserve">NIM : </w:t>
+      </w:r>
+      <w:r>
+        <w:rPr>
+          <w:rFonts w:ascii="Times New Roman" w:hAnsi="Times New Roman" w:cs="Times New Roman"/>
+        </w:rPr>
+        <w:t>25/574311/PPA/07241</w:t>
+      </w:r>
+    </w:p>
+    <w:p>
+      <w:pPr>
+        <w:spacing w:after="0" w:line="360" w:lineRule="auto"/>
+        <w:rPr>
+          <w:rFonts w:ascii="Times New Roman" w:hAnsi="Times New Roman" w:cs="Times New Roman"/>
+        </w:rPr>
+      </w:pPr>
+      <w:r>
+        <w:rPr>
+          <w:rFonts w:ascii="Times New Roman" w:hAnsi="Times New Roman" w:cs="Times New Roman"/>
+        </w:rPr>
+        <w:t>Mata Kuliah : Jaringan Komputer Lanjut</w:t>
+      </w:r>
     </w:p>
     <w:p>
       <w:pPr>
@@ -125,54 +73,8 @@
           <w:b/>
           <w:bCs/>
         </w:rPr>
-        <w:t xml:space="preserve">Bagian A: </w:t>
-      </w:r>
-      <w:proofErr w:type="spellStart"/>
-      <w:r>
-        <w:rPr>
-          <w:rFonts w:ascii="Times New Roman" w:hAnsi="Times New Roman" w:cs="Times New Roman"/>
-          <w:b/>
-          <w:bCs/>
-        </w:rPr>
-        <w:t>Implementasi</w:t>
-      </w:r>
-      <w:proofErr w:type="spellEnd"/>
-      <w:r>
-        <w:rPr>
-          <w:rFonts w:ascii="Times New Roman" w:hAnsi="Times New Roman" w:cs="Times New Roman"/>
-          <w:b/>
-          <w:bCs/>
-        </w:rPr>
-        <w:t xml:space="preserve"> </w:t>
-      </w:r>
-      <w:proofErr w:type="spellStart"/>
-      <w:r>
-        <w:rPr>
-          <w:rFonts w:ascii="Times New Roman" w:hAnsi="Times New Roman" w:cs="Times New Roman"/>
-          <w:b/>
-          <w:bCs/>
-        </w:rPr>
-        <w:t>Pemrograman</w:t>
-      </w:r>
-      <w:proofErr w:type="spellEnd"/>
-      <w:r>
-        <w:rPr>
-          <w:rFonts w:ascii="Times New Roman" w:hAnsi="Times New Roman" w:cs="Times New Roman"/>
-          <w:b/>
-          <w:bCs/>
-        </w:rPr>
-        <w:t xml:space="preserve"> </w:t>
-      </w:r>
-      <w:proofErr w:type="spellStart"/>
-      <w:r>
-        <w:rPr>
-          <w:rFonts w:ascii="Times New Roman" w:hAnsi="Times New Roman" w:cs="Times New Roman"/>
-          <w:b/>
-          <w:bCs/>
-        </w:rPr>
-        <w:t>Soket</w:t>
-      </w:r>
-      <w:proofErr w:type="spellEnd"/>
+        <w:t>Bagian A: Implementasi Pemrograman Soket</w:t>
+      </w:r>
     </w:p>
     <w:p>
       <w:pPr>
@@ -187,243 +89,11 @@
           <w:rFonts w:ascii="Times New Roman" w:hAnsi="Times New Roman" w:cs="Times New Roman"/>
         </w:rPr>
       </w:pPr>
-      <w:proofErr w:type="spellStart"/>
-      <w:r>
-        <w:rPr>
-          <w:rFonts w:ascii="Times New Roman" w:hAnsi="Times New Roman" w:cs="Times New Roman"/>
-        </w:rPr>
-        <w:t>Layanan</w:t>
-      </w:r>
-      <w:proofErr w:type="spellEnd"/>
-      <w:r>
-        <w:rPr>
-          <w:rFonts w:ascii="Times New Roman" w:hAnsi="Times New Roman" w:cs="Times New Roman"/>
-        </w:rPr>
-        <w:t xml:space="preserve"> TCP multi-client (20%): </w:t>
-      </w:r>
-      <w:proofErr w:type="spellStart"/>
-      <w:r>
-        <w:rPr>
-          <w:rFonts w:ascii="Times New Roman" w:hAnsi="Times New Roman" w:cs="Times New Roman"/>
-        </w:rPr>
-        <w:t>Tuliskan</w:t>
-      </w:r>
-      <w:proofErr w:type="spellEnd"/>
-      <w:r>
-        <w:rPr>
-          <w:rFonts w:ascii="Times New Roman" w:hAnsi="Times New Roman" w:cs="Times New Roman"/>
-        </w:rPr>
-        <w:t xml:space="preserve"> </w:t>
-      </w:r>
-      <w:proofErr w:type="spellStart"/>
-      <w:r>
-        <w:rPr>
-          <w:rFonts w:ascii="Times New Roman" w:hAnsi="Times New Roman" w:cs="Times New Roman"/>
-        </w:rPr>
-        <w:t>potongan</w:t>
-      </w:r>
-      <w:proofErr w:type="spellEnd"/>
-      <w:r>
-        <w:rPr>
-          <w:rFonts w:ascii="Times New Roman" w:hAnsi="Times New Roman" w:cs="Times New Roman"/>
-        </w:rPr>
-        <w:t xml:space="preserve"> </w:t>
-      </w:r>
-      <w:proofErr w:type="spellStart"/>
-      <w:r>
-        <w:rPr>
-          <w:rFonts w:ascii="Times New Roman" w:hAnsi="Times New Roman" w:cs="Times New Roman"/>
-        </w:rPr>
-        <w:t>kode</w:t>
-      </w:r>
-      <w:proofErr w:type="spellEnd"/>
-      <w:r>
-        <w:rPr>
-          <w:rFonts w:ascii="Times New Roman" w:hAnsi="Times New Roman" w:cs="Times New Roman"/>
-        </w:rPr>
-        <w:t xml:space="preserve"> welcoming socket dan </w:t>
-      </w:r>
-      <w:proofErr w:type="spellStart"/>
-      <w:r>
-        <w:rPr>
-          <w:rFonts w:ascii="Times New Roman" w:hAnsi="Times New Roman" w:cs="Times New Roman"/>
-        </w:rPr>
-        <w:t>cara</w:t>
-      </w:r>
-      <w:proofErr w:type="spellEnd"/>
-      <w:r>
-        <w:rPr>
-          <w:rFonts w:ascii="Times New Roman" w:hAnsi="Times New Roman" w:cs="Times New Roman"/>
-        </w:rPr>
-        <w:t xml:space="preserve"> server Anda </w:t>
-      </w:r>
-      <w:proofErr w:type="spellStart"/>
-      <w:r>
-        <w:rPr>
-          <w:rFonts w:ascii="Times New Roman" w:hAnsi="Times New Roman" w:cs="Times New Roman"/>
-        </w:rPr>
-        <w:t>menangani</w:t>
-      </w:r>
-      <w:proofErr w:type="spellEnd"/>
-      <w:r>
-        <w:rPr>
-          <w:rFonts w:ascii="Times New Roman" w:hAnsi="Times New Roman" w:cs="Times New Roman"/>
-        </w:rPr>
-        <w:t xml:space="preserve"> </w:t>
-      </w:r>
-      <w:proofErr w:type="gramStart"/>
-      <w:r>
-        <w:rPr>
-          <w:rFonts w:ascii="Times New Roman" w:hAnsi="Times New Roman" w:cs="Times New Roman"/>
-        </w:rPr>
-        <w:t>accept(</w:t>
-      </w:r>
-      <w:proofErr w:type="gramEnd"/>
-      <w:r>
-        <w:rPr>
-          <w:rFonts w:ascii="Times New Roman" w:hAnsi="Times New Roman" w:cs="Times New Roman"/>
-        </w:rPr>
-        <w:t xml:space="preserve">) </w:t>
-      </w:r>
-      <w:proofErr w:type="spellStart"/>
-      <w:r>
-        <w:rPr>
-          <w:rFonts w:ascii="Times New Roman" w:hAnsi="Times New Roman" w:cs="Times New Roman"/>
-        </w:rPr>
-        <w:t>untuk</w:t>
-      </w:r>
-      <w:proofErr w:type="spellEnd"/>
-      <w:r>
-        <w:rPr>
-          <w:rFonts w:ascii="Times New Roman" w:hAnsi="Times New Roman" w:cs="Times New Roman"/>
-        </w:rPr>
-        <w:t xml:space="preserve"> spawn thread </w:t>
-      </w:r>
-      <w:proofErr w:type="spellStart"/>
-      <w:r>
-        <w:rPr>
-          <w:rFonts w:ascii="Times New Roman" w:hAnsi="Times New Roman" w:cs="Times New Roman"/>
-        </w:rPr>
-        <w:t>baru</w:t>
-      </w:r>
-      <w:proofErr w:type="spellEnd"/>
-      <w:r>
-        <w:rPr>
-          <w:rFonts w:ascii="Times New Roman" w:hAnsi="Times New Roman" w:cs="Times New Roman"/>
-        </w:rPr>
-        <w:t xml:space="preserve"> </w:t>
-      </w:r>
-      <w:proofErr w:type="spellStart"/>
-      <w:r>
-        <w:rPr>
-          <w:rFonts w:ascii="Times New Roman" w:hAnsi="Times New Roman" w:cs="Times New Roman"/>
-        </w:rPr>
-        <w:t>bagi</w:t>
-      </w:r>
-      <w:proofErr w:type="spellEnd"/>
-      <w:r>
-        <w:rPr>
-          <w:rFonts w:ascii="Times New Roman" w:hAnsi="Times New Roman" w:cs="Times New Roman"/>
-        </w:rPr>
-        <w:t xml:space="preserve"> </w:t>
-      </w:r>
-      <w:proofErr w:type="spellStart"/>
-      <w:r>
-        <w:rPr>
-          <w:rFonts w:ascii="Times New Roman" w:hAnsi="Times New Roman" w:cs="Times New Roman"/>
-        </w:rPr>
-        <w:t>tiap</w:t>
-      </w:r>
-      <w:proofErr w:type="spellEnd"/>
-      <w:r>
-        <w:rPr>
-          <w:rFonts w:ascii="Times New Roman" w:hAnsi="Times New Roman" w:cs="Times New Roman"/>
-        </w:rPr>
-        <w:t xml:space="preserve"> client yang </w:t>
-      </w:r>
-      <w:proofErr w:type="spellStart"/>
-      <w:r>
-        <w:rPr>
-          <w:rFonts w:ascii="Times New Roman" w:hAnsi="Times New Roman" w:cs="Times New Roman"/>
-        </w:rPr>
-        <w:t>terhubung</w:t>
-      </w:r>
-      <w:proofErr w:type="spellEnd"/>
-      <w:r>
-        <w:rPr>
-          <w:rFonts w:ascii="Times New Roman" w:hAnsi="Times New Roman" w:cs="Times New Roman"/>
-        </w:rPr>
-        <w:t xml:space="preserve">. </w:t>
-      </w:r>
-      <w:proofErr w:type="spellStart"/>
-      <w:r>
-        <w:rPr>
-          <w:rFonts w:ascii="Times New Roman" w:hAnsi="Times New Roman" w:cs="Times New Roman"/>
-        </w:rPr>
-        <w:t>Jelaskan</w:t>
-      </w:r>
-      <w:proofErr w:type="spellEnd"/>
-      <w:r>
-        <w:rPr>
-          <w:rFonts w:ascii="Times New Roman" w:hAnsi="Times New Roman" w:cs="Times New Roman"/>
-        </w:rPr>
-        <w:t xml:space="preserve"> </w:t>
-      </w:r>
-      <w:proofErr w:type="spellStart"/>
-      <w:r>
-        <w:rPr>
-          <w:rFonts w:ascii="Times New Roman" w:hAnsi="Times New Roman" w:cs="Times New Roman"/>
-        </w:rPr>
-        <w:t>perbedaan</w:t>
-      </w:r>
-      <w:proofErr w:type="spellEnd"/>
-      <w:r>
-        <w:rPr>
-          <w:rFonts w:ascii="Times New Roman" w:hAnsi="Times New Roman" w:cs="Times New Roman"/>
-        </w:rPr>
-        <w:t xml:space="preserve"> lifecycle </w:t>
-      </w:r>
-      <w:proofErr w:type="spellStart"/>
-      <w:r>
-        <w:rPr>
-          <w:rFonts w:ascii="Times New Roman" w:hAnsi="Times New Roman" w:cs="Times New Roman"/>
-        </w:rPr>
-        <w:t>antara</w:t>
-      </w:r>
-      <w:proofErr w:type="spellEnd"/>
-      <w:r>
-        <w:rPr>
-          <w:rFonts w:ascii="Times New Roman" w:hAnsi="Times New Roman" w:cs="Times New Roman"/>
-        </w:rPr>
-        <w:t xml:space="preserve"> welcoming socket (</w:t>
-      </w:r>
-      <w:proofErr w:type="spellStart"/>
-      <w:r>
-        <w:rPr>
-          <w:rFonts w:ascii="Times New Roman" w:hAnsi="Times New Roman" w:cs="Times New Roman"/>
-        </w:rPr>
-        <w:t>serverSocket</w:t>
-      </w:r>
-      <w:proofErr w:type="spellEnd"/>
-      <w:r>
-        <w:rPr>
-          <w:rFonts w:ascii="Times New Roman" w:hAnsi="Times New Roman" w:cs="Times New Roman"/>
-        </w:rPr>
-        <w:t>) dan connection socket (</w:t>
-      </w:r>
-      <w:proofErr w:type="spellStart"/>
-      <w:r>
-        <w:rPr>
-          <w:rFonts w:ascii="Times New Roman" w:hAnsi="Times New Roman" w:cs="Times New Roman"/>
-        </w:rPr>
-        <w:t>connectionSocket</w:t>
-      </w:r>
-      <w:proofErr w:type="spellEnd"/>
-      <w:r>
-        <w:rPr>
-          <w:rFonts w:ascii="Times New Roman" w:hAnsi="Times New Roman" w:cs="Times New Roman"/>
-        </w:rPr>
-        <w:t>)</w:t>
+      <w:r>
+        <w:rPr>
+          <w:rFonts w:ascii="Times New Roman" w:hAnsi="Times New Roman" w:cs="Times New Roman"/>
+        </w:rPr>
+        <w:t>Layanan TCP multi-client (20%): Tuliskan potongan kode welcoming socket dan cara server Anda menangani accept() untuk spawn thread baru bagi tiap client yang terhubung. Jelaskan perbedaan lifecycle antara welcoming socket (serverSocket) dan connection socket (connectionSocket)</w:t>
       </w:r>
     </w:p>
     <w:p>
@@ -438,6 +108,7 @@
       <w:r>
         <w:rPr>
           <w:rFonts w:ascii="Times New Roman" w:hAnsi="Times New Roman" w:cs="Times New Roman"/>
+          <w:noProof/>
         </w:rPr>
         <w:drawing>
           <wp:inline distT="0" distB="0" distL="0" distR="0" wp14:anchorId="13B88708" wp14:editId="5878C6FD">
@@ -488,6 +159,7 @@
       <w:r>
         <w:rPr>
           <w:rFonts w:ascii="Times New Roman" w:hAnsi="Times New Roman" w:cs="Times New Roman"/>
+          <w:noProof/>
         </w:rPr>
         <w:lastRenderedPageBreak/>
         <w:drawing>
@@ -539,6 +211,7 @@
       <w:r>
         <w:rPr>
           <w:rFonts w:ascii="Times New Roman" w:hAnsi="Times New Roman" w:cs="Times New Roman"/>
+          <w:noProof/>
         </w:rPr>
         <w:drawing>
           <wp:inline distT="0" distB="0" distL="0" distR="0" wp14:anchorId="7E0CEDE2" wp14:editId="4607ADEF">
@@ -590,237 +263,11 @@
           <w:rFonts w:ascii="Times New Roman" w:hAnsi="Times New Roman" w:cs="Times New Roman"/>
         </w:rPr>
       </w:pPr>
-      <w:proofErr w:type="spellStart"/>
-      <w:r>
-        <w:rPr>
-          <w:rFonts w:ascii="Times New Roman" w:hAnsi="Times New Roman" w:cs="Times New Roman"/>
-        </w:rPr>
-        <w:t>Layanan</w:t>
-      </w:r>
-      <w:proofErr w:type="spellEnd"/>
-      <w:r>
-        <w:rPr>
-          <w:rFonts w:ascii="Times New Roman" w:hAnsi="Times New Roman" w:cs="Times New Roman"/>
-        </w:rPr>
-        <w:t xml:space="preserve"> UDP Pinger (20%): </w:t>
-      </w:r>
-      <w:proofErr w:type="spellStart"/>
-      <w:r>
-        <w:rPr>
-          <w:rFonts w:ascii="Times New Roman" w:hAnsi="Times New Roman" w:cs="Times New Roman"/>
-        </w:rPr>
-        <w:t>Tuliskan</w:t>
-      </w:r>
-      <w:proofErr w:type="spellEnd"/>
-      <w:r>
-        <w:rPr>
-          <w:rFonts w:ascii="Times New Roman" w:hAnsi="Times New Roman" w:cs="Times New Roman"/>
-        </w:rPr>
-        <w:t xml:space="preserve"> </w:t>
-      </w:r>
-      <w:proofErr w:type="spellStart"/>
-      <w:r>
-        <w:rPr>
-          <w:rFonts w:ascii="Times New Roman" w:hAnsi="Times New Roman" w:cs="Times New Roman"/>
-        </w:rPr>
-        <w:t>potongan</w:t>
-      </w:r>
-      <w:proofErr w:type="spellEnd"/>
-      <w:r>
-        <w:rPr>
-          <w:rFonts w:ascii="Times New Roman" w:hAnsi="Times New Roman" w:cs="Times New Roman"/>
-        </w:rPr>
-        <w:t xml:space="preserve"> </w:t>
-      </w:r>
-      <w:proofErr w:type="spellStart"/>
-      <w:r>
-        <w:rPr>
-          <w:rFonts w:ascii="Times New Roman" w:hAnsi="Times New Roman" w:cs="Times New Roman"/>
-        </w:rPr>
-        <w:t>kode</w:t>
-      </w:r>
-      <w:proofErr w:type="spellEnd"/>
-      <w:r>
-        <w:rPr>
-          <w:rFonts w:ascii="Times New Roman" w:hAnsi="Times New Roman" w:cs="Times New Roman"/>
-        </w:rPr>
-        <w:t xml:space="preserve"> client UDP yang </w:t>
-      </w:r>
-      <w:proofErr w:type="spellStart"/>
-      <w:r>
-        <w:rPr>
-          <w:rFonts w:ascii="Times New Roman" w:hAnsi="Times New Roman" w:cs="Times New Roman"/>
-        </w:rPr>
-        <w:t>mengosongkan</w:t>
-      </w:r>
-      <w:proofErr w:type="spellEnd"/>
-      <w:r>
-        <w:rPr>
-          <w:rFonts w:ascii="Times New Roman" w:hAnsi="Times New Roman" w:cs="Times New Roman"/>
-        </w:rPr>
-        <w:t xml:space="preserve"> </w:t>
-      </w:r>
-      <w:proofErr w:type="spellStart"/>
-      <w:r>
-        <w:rPr>
-          <w:rFonts w:ascii="Times New Roman" w:hAnsi="Times New Roman" w:cs="Times New Roman"/>
-        </w:rPr>
-        <w:t>antrean</w:t>
-      </w:r>
-      <w:proofErr w:type="spellEnd"/>
-      <w:r>
-        <w:rPr>
-          <w:rFonts w:ascii="Times New Roman" w:hAnsi="Times New Roman" w:cs="Times New Roman"/>
-        </w:rPr>
-        <w:t xml:space="preserve"> </w:t>
-      </w:r>
-      <w:proofErr w:type="spellStart"/>
-      <w:r>
-        <w:rPr>
-          <w:rFonts w:ascii="Times New Roman" w:hAnsi="Times New Roman" w:cs="Times New Roman"/>
-        </w:rPr>
-        <w:t>atau</w:t>
-      </w:r>
-      <w:proofErr w:type="spellEnd"/>
-      <w:r>
-        <w:rPr>
-          <w:rFonts w:ascii="Times New Roman" w:hAnsi="Times New Roman" w:cs="Times New Roman"/>
-        </w:rPr>
-        <w:t xml:space="preserve"> </w:t>
-      </w:r>
-      <w:proofErr w:type="spellStart"/>
-      <w:r>
-        <w:rPr>
-          <w:rFonts w:ascii="Times New Roman" w:hAnsi="Times New Roman" w:cs="Times New Roman"/>
-        </w:rPr>
-        <w:t>menangani</w:t>
-      </w:r>
-      <w:proofErr w:type="spellEnd"/>
-      <w:r>
-        <w:rPr>
-          <w:rFonts w:ascii="Times New Roman" w:hAnsi="Times New Roman" w:cs="Times New Roman"/>
-        </w:rPr>
-        <w:t xml:space="preserve"> </w:t>
-      </w:r>
-      <w:proofErr w:type="spellStart"/>
-      <w:r>
-        <w:rPr>
-          <w:rFonts w:ascii="Times New Roman" w:hAnsi="Times New Roman" w:cs="Times New Roman"/>
-        </w:rPr>
-        <w:t>paket</w:t>
-      </w:r>
-      <w:proofErr w:type="spellEnd"/>
-      <w:r>
-        <w:rPr>
-          <w:rFonts w:ascii="Times New Roman" w:hAnsi="Times New Roman" w:cs="Times New Roman"/>
-        </w:rPr>
-        <w:t xml:space="preserve"> yang lost </w:t>
-      </w:r>
-      <w:proofErr w:type="spellStart"/>
-      <w:r>
-        <w:rPr>
-          <w:rFonts w:ascii="Times New Roman" w:hAnsi="Times New Roman" w:cs="Times New Roman"/>
-        </w:rPr>
-        <w:t>menggunakan</w:t>
-      </w:r>
-      <w:proofErr w:type="spellEnd"/>
-      <w:r>
-        <w:rPr>
-          <w:rFonts w:ascii="Times New Roman" w:hAnsi="Times New Roman" w:cs="Times New Roman"/>
-        </w:rPr>
-        <w:t xml:space="preserve"> </w:t>
-      </w:r>
-      <w:proofErr w:type="spellStart"/>
-      <w:proofErr w:type="gramStart"/>
-      <w:r>
-        <w:rPr>
-          <w:rFonts w:ascii="Times New Roman" w:hAnsi="Times New Roman" w:cs="Times New Roman"/>
-        </w:rPr>
-        <w:t>settimeout</w:t>
-      </w:r>
-      <w:proofErr w:type="spellEnd"/>
-      <w:r>
-        <w:rPr>
-          <w:rFonts w:ascii="Times New Roman" w:hAnsi="Times New Roman" w:cs="Times New Roman"/>
-        </w:rPr>
-        <w:t>(</w:t>
-      </w:r>
-      <w:proofErr w:type="gramEnd"/>
-      <w:r>
-        <w:rPr>
-          <w:rFonts w:ascii="Times New Roman" w:hAnsi="Times New Roman" w:cs="Times New Roman"/>
-        </w:rPr>
-        <w:t xml:space="preserve">1.0) dan </w:t>
-      </w:r>
-      <w:proofErr w:type="spellStart"/>
-      <w:r>
-        <w:rPr>
-          <w:rFonts w:ascii="Times New Roman" w:hAnsi="Times New Roman" w:cs="Times New Roman"/>
-        </w:rPr>
-        <w:t>menghitung</w:t>
-      </w:r>
-      <w:proofErr w:type="spellEnd"/>
-      <w:r>
-        <w:rPr>
-          <w:rFonts w:ascii="Times New Roman" w:hAnsi="Times New Roman" w:cs="Times New Roman"/>
-        </w:rPr>
-        <w:t xml:space="preserve"> </w:t>
-      </w:r>
-      <w:proofErr w:type="spellStart"/>
-      <w:r>
-        <w:rPr>
-          <w:rFonts w:ascii="Times New Roman" w:hAnsi="Times New Roman" w:cs="Times New Roman"/>
-        </w:rPr>
-        <w:t>perkataan</w:t>
-      </w:r>
-      <w:proofErr w:type="spellEnd"/>
-      <w:r>
-        <w:rPr>
-          <w:rFonts w:ascii="Times New Roman" w:hAnsi="Times New Roman" w:cs="Times New Roman"/>
-        </w:rPr>
-        <w:t xml:space="preserve"> RTT </w:t>
-      </w:r>
-      <w:proofErr w:type="spellStart"/>
-      <w:r>
-        <w:rPr>
-          <w:rFonts w:ascii="Times New Roman" w:hAnsi="Times New Roman" w:cs="Times New Roman"/>
-        </w:rPr>
-        <w:t>dari</w:t>
-      </w:r>
-      <w:proofErr w:type="spellEnd"/>
-      <w:r>
-        <w:rPr>
-          <w:rFonts w:ascii="Times New Roman" w:hAnsi="Times New Roman" w:cs="Times New Roman"/>
-        </w:rPr>
-        <w:t xml:space="preserve"> 10 kali </w:t>
-      </w:r>
-      <w:proofErr w:type="spellStart"/>
-      <w:r>
-        <w:rPr>
-          <w:rFonts w:ascii="Times New Roman" w:hAnsi="Times New Roman" w:cs="Times New Roman"/>
-        </w:rPr>
-        <w:t>pengiriman</w:t>
-      </w:r>
-      <w:proofErr w:type="spellEnd"/>
-      <w:r>
-        <w:rPr>
-          <w:rFonts w:ascii="Times New Roman" w:hAnsi="Times New Roman" w:cs="Times New Roman"/>
-        </w:rPr>
-        <w:t xml:space="preserve"> </w:t>
-      </w:r>
-      <w:proofErr w:type="spellStart"/>
-      <w:r>
-        <w:rPr>
-          <w:rFonts w:ascii="Times New Roman" w:hAnsi="Times New Roman" w:cs="Times New Roman"/>
-        </w:rPr>
-        <w:t>pesan</w:t>
-      </w:r>
-      <w:proofErr w:type="spellEnd"/>
-      <w:r>
-        <w:rPr>
-          <w:rFonts w:ascii="Times New Roman" w:hAnsi="Times New Roman" w:cs="Times New Roman"/>
-        </w:rPr>
-        <w:t>.</w:t>
+      <w:r>
+        <w:rPr>
+          <w:rFonts w:ascii="Times New Roman" w:hAnsi="Times New Roman" w:cs="Times New Roman"/>
+        </w:rPr>
+        <w:t>Layanan UDP Pinger (20%): Tuliskan potongan kode client UDP yang mengosongkan antrean atau menangani paket yang lost menggunakan settimeout(1.0) dan menghitung perkataan RTT dari 10 kali pengiriman pesan.</w:t>
       </w:r>
     </w:p>
     <w:p>
@@ -835,6 +282,7 @@
       <w:r>
         <w:rPr>
           <w:rFonts w:ascii="Times New Roman" w:hAnsi="Times New Roman" w:cs="Times New Roman"/>
+          <w:noProof/>
         </w:rPr>
         <w:drawing>
           <wp:inline distT="0" distB="0" distL="0" distR="0" wp14:anchorId="1D144D9C" wp14:editId="68C62C95">
@@ -885,6 +333,7 @@
       <w:r>
         <w:rPr>
           <w:rFonts w:ascii="Times New Roman" w:hAnsi="Times New Roman" w:cs="Times New Roman"/>
+          <w:noProof/>
         </w:rPr>
         <w:lastRenderedPageBreak/>
         <w:drawing>
@@ -936,6 +385,7 @@
       <w:r>
         <w:rPr>
           <w:rFonts w:ascii="Times New Roman" w:hAnsi="Times New Roman" w:cs="Times New Roman"/>
+          <w:noProof/>
         </w:rPr>
         <w:drawing>
           <wp:inline distT="0" distB="0" distL="0" distR="0" wp14:anchorId="18FEDB99" wp14:editId="3E5A05DC">
@@ -976,6 +426,107 @@
     </w:p>
     <w:p>
       <w:pPr>
+        <w:pStyle w:val="ListParagraph"/>
+        <w:spacing w:after="0" w:line="360" w:lineRule="auto"/>
+        <w:jc w:val="both"/>
+        <w:rPr>
+          <w:rFonts w:ascii="Times New Roman" w:hAnsi="Times New Roman" w:cs="Times New Roman"/>
+        </w:rPr>
+      </w:pPr>
+      <w:r>
+        <w:rPr>
+          <w:rFonts w:ascii="Times New Roman" w:hAnsi="Times New Roman" w:cs="Times New Roman"/>
+        </w:rPr>
+        <w:drawing>
+          <wp:inline distT="0" distB="0" distL="0" distR="0" wp14:anchorId="0A3FB802" wp14:editId="64271AA0">
+            <wp:extent cx="5731510" cy="3223260"/>
+            <wp:effectExtent l="0" t="0" r="2540" b="0"/>
+            <wp:docPr id="1614021756" name="Picture 1"/>
+            <wp:cNvGraphicFramePr>
+              <a:graphicFrameLocks xmlns:a="http://schemas.openxmlformats.org/drawingml/2006/main" noChangeAspect="1"/>
+            </wp:cNvGraphicFramePr>
+            <a:graphic xmlns:a="http://schemas.openxmlformats.org/drawingml/2006/main">
+              <a:graphicData uri="http://schemas.openxmlformats.org/drawingml/2006/picture">
+                <pic:pic xmlns:pic="http://schemas.openxmlformats.org/drawingml/2006/picture">
+                  <pic:nvPicPr>
+                    <pic:cNvPr id="1614021756" name=""/>
+                    <pic:cNvPicPr/>
+                  </pic:nvPicPr>
+                  <pic:blipFill>
+                    <a:blip r:embed="rId11"/>
+                    <a:stretch>
+                      <a:fillRect/>
+                    </a:stretch>
+                  </pic:blipFill>
+                  <pic:spPr>
+                    <a:xfrm>
+                      <a:off x="0" y="0"/>
+                      <a:ext cx="5731510" cy="3223260"/>
+                    </a:xfrm>
+                    <a:prstGeom prst="rect">
+                      <a:avLst/>
+                    </a:prstGeom>
+                  </pic:spPr>
+                </pic:pic>
+              </a:graphicData>
+            </a:graphic>
+          </wp:inline>
+        </w:drawing>
+      </w:r>
+    </w:p>
+    <w:p>
+      <w:pPr>
+        <w:pStyle w:val="ListParagraph"/>
+        <w:spacing w:after="0" w:line="360" w:lineRule="auto"/>
+        <w:jc w:val="both"/>
+        <w:rPr>
+          <w:rFonts w:ascii="Times New Roman" w:hAnsi="Times New Roman" w:cs="Times New Roman"/>
+        </w:rPr>
+      </w:pPr>
+      <w:r>
+        <w:rPr>
+          <w:rFonts w:ascii="Times New Roman" w:hAnsi="Times New Roman" w:cs="Times New Roman"/>
+        </w:rPr>
+        <w:lastRenderedPageBreak/>
+        <w:drawing>
+          <wp:inline distT="0" distB="0" distL="0" distR="0" wp14:anchorId="379D4487" wp14:editId="35198DFA">
+            <wp:extent cx="5731510" cy="3223260"/>
+            <wp:effectExtent l="0" t="0" r="2540" b="0"/>
+            <wp:docPr id="598603414" name="Picture 1"/>
+            <wp:cNvGraphicFramePr>
+              <a:graphicFrameLocks xmlns:a="http://schemas.openxmlformats.org/drawingml/2006/main" noChangeAspect="1"/>
+            </wp:cNvGraphicFramePr>
+            <a:graphic xmlns:a="http://schemas.openxmlformats.org/drawingml/2006/main">
+              <a:graphicData uri="http://schemas.openxmlformats.org/drawingml/2006/picture">
+                <pic:pic xmlns:pic="http://schemas.openxmlformats.org/drawingml/2006/picture">
+                  <pic:nvPicPr>
+                    <pic:cNvPr id="598603414" name=""/>
+                    <pic:cNvPicPr/>
+                  </pic:nvPicPr>
+                  <pic:blipFill>
+                    <a:blip r:embed="rId12"/>
+                    <a:stretch>
+                      <a:fillRect/>
+                    </a:stretch>
+                  </pic:blipFill>
+                  <pic:spPr>
+                    <a:xfrm>
+                      <a:off x="0" y="0"/>
+                      <a:ext cx="5731510" cy="3223260"/>
+                    </a:xfrm>
+                    <a:prstGeom prst="rect">
+                      <a:avLst/>
+                    </a:prstGeom>
+                  </pic:spPr>
+                </pic:pic>
+              </a:graphicData>
+            </a:graphic>
+          </wp:inline>
+        </w:drawing>
+      </w:r>
+    </w:p>
+    <w:p>
+      <w:pPr>
         <w:spacing w:after="0" w:line="360" w:lineRule="auto"/>
         <w:jc w:val="both"/>
         <w:rPr>
@@ -997,72 +548,8 @@
           <w:b/>
           <w:bCs/>
         </w:rPr>
-        <w:t xml:space="preserve">Bagian B: </w:t>
-      </w:r>
-      <w:proofErr w:type="spellStart"/>
-      <w:r>
-        <w:rPr>
-          <w:rFonts w:ascii="Times New Roman" w:hAnsi="Times New Roman" w:cs="Times New Roman"/>
-          <w:b/>
-          <w:bCs/>
-        </w:rPr>
-        <w:t>Analisis</w:t>
-      </w:r>
-      <w:proofErr w:type="spellEnd"/>
-      <w:r>
-        <w:rPr>
-          <w:rFonts w:ascii="Times New Roman" w:hAnsi="Times New Roman" w:cs="Times New Roman"/>
-          <w:b/>
-          <w:bCs/>
-        </w:rPr>
-        <w:t xml:space="preserve"> </w:t>
-      </w:r>
-      <w:proofErr w:type="spellStart"/>
-      <w:r>
-        <w:rPr>
-          <w:rFonts w:ascii="Times New Roman" w:hAnsi="Times New Roman" w:cs="Times New Roman"/>
-          <w:b/>
-          <w:bCs/>
-        </w:rPr>
-        <w:t>Mendalam</w:t>
-      </w:r>
-      <w:proofErr w:type="spellEnd"/>
-      <w:r>
-        <w:rPr>
-          <w:rFonts w:ascii="Times New Roman" w:hAnsi="Times New Roman" w:cs="Times New Roman"/>
-          <w:b/>
-          <w:bCs/>
-        </w:rPr>
-        <w:t xml:space="preserve"> &amp; </w:t>
-      </w:r>
-      <w:proofErr w:type="spellStart"/>
-      <w:r>
-        <w:rPr>
-          <w:rFonts w:ascii="Times New Roman" w:hAnsi="Times New Roman" w:cs="Times New Roman"/>
-          <w:b/>
-          <w:bCs/>
-        </w:rPr>
-        <w:t>Arsitektur</w:t>
-      </w:r>
-      <w:proofErr w:type="spellEnd"/>
-      <w:r>
-        <w:rPr>
-          <w:rFonts w:ascii="Times New Roman" w:hAnsi="Times New Roman" w:cs="Times New Roman"/>
-          <w:b/>
-          <w:bCs/>
-        </w:rPr>
-        <w:t xml:space="preserve"> </w:t>
-      </w:r>
-      <w:proofErr w:type="spellStart"/>
-      <w:r>
-        <w:rPr>
-          <w:rFonts w:ascii="Times New Roman" w:hAnsi="Times New Roman" w:cs="Times New Roman"/>
-          <w:b/>
-          <w:bCs/>
-        </w:rPr>
-        <w:t>Jaringan</w:t>
-      </w:r>
-      <w:proofErr w:type="spellEnd"/>
+        <w:t>Bagian B: Analisis Mendalam &amp; Arsitektur Jaringan</w:t>
+      </w:r>
     </w:p>
     <w:p>
       <w:pPr>
@@ -1097,211 +584,12 @@
           <w:rFonts w:ascii="Times New Roman" w:hAnsi="Times New Roman" w:cs="Times New Roman"/>
         </w:rPr>
       </w:pPr>
-      <w:proofErr w:type="spellStart"/>
-      <w:r>
-        <w:rPr>
-          <w:rFonts w:ascii="Times New Roman" w:hAnsi="Times New Roman" w:cs="Times New Roman"/>
-        </w:rPr>
-        <w:t>Berdasarkan</w:t>
-      </w:r>
-      <w:proofErr w:type="spellEnd"/>
-      <w:r>
-        <w:rPr>
-          <w:rFonts w:ascii="Times New Roman" w:hAnsi="Times New Roman" w:cs="Times New Roman"/>
-        </w:rPr>
-        <w:t xml:space="preserve"> </w:t>
-      </w:r>
-      <w:proofErr w:type="spellStart"/>
-      <w:r>
-        <w:rPr>
-          <w:rFonts w:ascii="Times New Roman" w:hAnsi="Times New Roman" w:cs="Times New Roman"/>
-        </w:rPr>
-        <w:t>pemahaman</w:t>
-      </w:r>
-      <w:proofErr w:type="spellEnd"/>
-      <w:r>
-        <w:rPr>
-          <w:rFonts w:ascii="Times New Roman" w:hAnsi="Times New Roman" w:cs="Times New Roman"/>
-        </w:rPr>
-        <w:t xml:space="preserve"> Anda </w:t>
-      </w:r>
-      <w:proofErr w:type="spellStart"/>
-      <w:r>
-        <w:rPr>
-          <w:rFonts w:ascii="Times New Roman" w:hAnsi="Times New Roman" w:cs="Times New Roman"/>
-        </w:rPr>
-        <w:t>mengenai</w:t>
-      </w:r>
-      <w:proofErr w:type="spellEnd"/>
-      <w:r>
-        <w:rPr>
-          <w:rFonts w:ascii="Times New Roman" w:hAnsi="Times New Roman" w:cs="Times New Roman"/>
-        </w:rPr>
-        <w:t xml:space="preserve"> API </w:t>
-      </w:r>
-      <w:proofErr w:type="spellStart"/>
-      <w:r>
-        <w:rPr>
-          <w:rFonts w:ascii="Times New Roman" w:hAnsi="Times New Roman" w:cs="Times New Roman"/>
-        </w:rPr>
-        <w:t>soket</w:t>
-      </w:r>
-      <w:proofErr w:type="spellEnd"/>
-      <w:r>
-        <w:rPr>
-          <w:rFonts w:ascii="Times New Roman" w:hAnsi="Times New Roman" w:cs="Times New Roman"/>
-        </w:rPr>
-        <w:t xml:space="preserve"> TCP (SOCK_STREAM) dan UDP (SOCK_DGRAM), </w:t>
-      </w:r>
-      <w:proofErr w:type="spellStart"/>
-      <w:r>
-        <w:rPr>
-          <w:rFonts w:ascii="Times New Roman" w:hAnsi="Times New Roman" w:cs="Times New Roman"/>
-        </w:rPr>
-        <w:t>jelaskan</w:t>
-      </w:r>
-      <w:proofErr w:type="spellEnd"/>
-      <w:r>
-        <w:rPr>
-          <w:rFonts w:ascii="Times New Roman" w:hAnsi="Times New Roman" w:cs="Times New Roman"/>
-        </w:rPr>
-        <w:t xml:space="preserve"> </w:t>
-      </w:r>
-      <w:proofErr w:type="spellStart"/>
-      <w:r>
-        <w:rPr>
-          <w:rFonts w:ascii="Times New Roman" w:hAnsi="Times New Roman" w:cs="Times New Roman"/>
-        </w:rPr>
-        <w:t>mengapa</w:t>
-      </w:r>
-      <w:proofErr w:type="spellEnd"/>
-      <w:r>
-        <w:rPr>
-          <w:rFonts w:ascii="Times New Roman" w:hAnsi="Times New Roman" w:cs="Times New Roman"/>
-        </w:rPr>
-        <w:t xml:space="preserve"> TCP </w:t>
-      </w:r>
-      <w:proofErr w:type="spellStart"/>
-      <w:r>
-        <w:rPr>
-          <w:rFonts w:ascii="Times New Roman" w:hAnsi="Times New Roman" w:cs="Times New Roman"/>
-        </w:rPr>
-        <w:t>dianggap</w:t>
-      </w:r>
-      <w:proofErr w:type="spellEnd"/>
-      <w:r>
-        <w:rPr>
-          <w:rFonts w:ascii="Times New Roman" w:hAnsi="Times New Roman" w:cs="Times New Roman"/>
-        </w:rPr>
-        <w:t xml:space="preserve"> </w:t>
-      </w:r>
-      <w:proofErr w:type="spellStart"/>
-      <w:r>
-        <w:rPr>
-          <w:rFonts w:ascii="Times New Roman" w:hAnsi="Times New Roman" w:cs="Times New Roman"/>
-        </w:rPr>
-        <w:t>sebagai</w:t>
-      </w:r>
-      <w:proofErr w:type="spellEnd"/>
-      <w:r>
-        <w:rPr>
-          <w:rFonts w:ascii="Times New Roman" w:hAnsi="Times New Roman" w:cs="Times New Roman"/>
-        </w:rPr>
-        <w:t xml:space="preserve"> byte-stream channel </w:t>
-      </w:r>
-      <w:proofErr w:type="spellStart"/>
-      <w:r>
-        <w:rPr>
-          <w:rFonts w:ascii="Times New Roman" w:hAnsi="Times New Roman" w:cs="Times New Roman"/>
-        </w:rPr>
-        <w:t>tanpa</w:t>
-      </w:r>
-      <w:proofErr w:type="spellEnd"/>
-      <w:r>
-        <w:rPr>
-          <w:rFonts w:ascii="Times New Roman" w:hAnsi="Times New Roman" w:cs="Times New Roman"/>
-        </w:rPr>
-        <w:t xml:space="preserve"> </w:t>
-      </w:r>
-      <w:proofErr w:type="spellStart"/>
-      <w:r>
-        <w:rPr>
-          <w:rFonts w:ascii="Times New Roman" w:hAnsi="Times New Roman" w:cs="Times New Roman"/>
-        </w:rPr>
-        <w:t>batasan</w:t>
-      </w:r>
-      <w:proofErr w:type="spellEnd"/>
-      <w:r>
-        <w:rPr>
-          <w:rFonts w:ascii="Times New Roman" w:hAnsi="Times New Roman" w:cs="Times New Roman"/>
-        </w:rPr>
-        <w:t xml:space="preserve"> </w:t>
-      </w:r>
-      <w:proofErr w:type="spellStart"/>
-      <w:r>
-        <w:rPr>
-          <w:rFonts w:ascii="Times New Roman" w:hAnsi="Times New Roman" w:cs="Times New Roman"/>
-        </w:rPr>
-        <w:t>pesan</w:t>
-      </w:r>
-      <w:proofErr w:type="spellEnd"/>
-      <w:r>
-        <w:rPr>
-          <w:rFonts w:ascii="Times New Roman" w:hAnsi="Times New Roman" w:cs="Times New Roman"/>
-        </w:rPr>
-        <w:t xml:space="preserve"> (no message boundaries) </w:t>
-      </w:r>
-      <w:proofErr w:type="spellStart"/>
-      <w:r>
-        <w:rPr>
-          <w:rFonts w:ascii="Times New Roman" w:hAnsi="Times New Roman" w:cs="Times New Roman"/>
-        </w:rPr>
-        <w:t>sedangkan</w:t>
-      </w:r>
-      <w:proofErr w:type="spellEnd"/>
-      <w:r>
-        <w:rPr>
-          <w:rFonts w:ascii="Times New Roman" w:hAnsi="Times New Roman" w:cs="Times New Roman"/>
-        </w:rPr>
-        <w:t xml:space="preserve"> UDP </w:t>
-      </w:r>
-      <w:proofErr w:type="spellStart"/>
-      <w:r>
-        <w:rPr>
-          <w:rFonts w:ascii="Times New Roman" w:hAnsi="Times New Roman" w:cs="Times New Roman"/>
-        </w:rPr>
-        <w:t>mempertahankan</w:t>
-      </w:r>
-      <w:proofErr w:type="spellEnd"/>
-      <w:r>
-        <w:rPr>
-          <w:rFonts w:ascii="Times New Roman" w:hAnsi="Times New Roman" w:cs="Times New Roman"/>
-        </w:rPr>
-        <w:t xml:space="preserve"> message boundaries. </w:t>
-      </w:r>
-    </w:p>
-    <w:p>
-      <w:pPr>
-        <w:pStyle w:val="ListParagraph"/>
-        <w:spacing w:after="0" w:line="360" w:lineRule="auto"/>
-        <w:ind w:left="1440"/>
-        <w:jc w:val="both"/>
-        <w:rPr>
-          <w:rFonts w:ascii="Times New Roman" w:hAnsi="Times New Roman" w:cs="Times New Roman"/>
-          <w:b/>
-          <w:bCs/>
-        </w:rPr>
-      </w:pPr>
-      <w:proofErr w:type="gramStart"/>
-      <w:r>
-        <w:rPr>
-          <w:rFonts w:ascii="Times New Roman" w:hAnsi="Times New Roman" w:cs="Times New Roman"/>
-          <w:b/>
-          <w:bCs/>
-        </w:rPr>
-        <w:t>Jawab :</w:t>
-      </w:r>
-      <w:proofErr w:type="gramEnd"/>
+      <w:r>
+        <w:rPr>
+          <w:rFonts w:ascii="Times New Roman" w:hAnsi="Times New Roman" w:cs="Times New Roman"/>
+        </w:rPr>
+        <w:t xml:space="preserve">Berdasarkan pemahaman Anda mengenai API soket TCP (SOCK_STREAM) dan UDP (SOCK_DGRAM), jelaskan mengapa TCP dianggap sebagai byte-stream channel tanpa batasan pesan (no message boundaries) sedangkan UDP mempertahankan message boundaries. </w:t>
+      </w:r>
     </w:p>
     <w:p>
       <w:pPr>
@@ -1319,302 +607,24 @@
       <w:r>
         <w:rPr>
           <w:rFonts w:ascii="Times New Roman" w:hAnsi="Times New Roman" w:cs="Times New Roman"/>
-        </w:rPr>
-        <w:t xml:space="preserve">Apa </w:t>
-      </w:r>
-      <w:proofErr w:type="spellStart"/>
-      <w:r>
-        <w:rPr>
-          <w:rFonts w:ascii="Times New Roman" w:hAnsi="Times New Roman" w:cs="Times New Roman"/>
-        </w:rPr>
-        <w:t>dampak</w:t>
-      </w:r>
-      <w:proofErr w:type="spellEnd"/>
-      <w:r>
-        <w:rPr>
-          <w:rFonts w:ascii="Times New Roman" w:hAnsi="Times New Roman" w:cs="Times New Roman"/>
+          <w:b/>
+          <w:bCs/>
+        </w:rPr>
+        <w:t>Jawab :</w:t>
+      </w:r>
+      <w:r>
+        <w:rPr>
+          <w:rFonts w:ascii="Times New Roman" w:hAnsi="Times New Roman" w:cs="Times New Roman"/>
+          <w:b/>
+          <w:bCs/>
         </w:rPr>
         <w:t xml:space="preserve"> </w:t>
       </w:r>
-      <w:proofErr w:type="spellStart"/>
-      <w:r>
-        <w:rPr>
-          <w:rFonts w:ascii="Times New Roman" w:hAnsi="Times New Roman" w:cs="Times New Roman"/>
-        </w:rPr>
-        <w:t>teknis</w:t>
-      </w:r>
-      <w:proofErr w:type="spellEnd"/>
-      <w:r>
-        <w:rPr>
-          <w:rFonts w:ascii="Times New Roman" w:hAnsi="Times New Roman" w:cs="Times New Roman"/>
-        </w:rPr>
-        <w:t xml:space="preserve"> </w:t>
-      </w:r>
-      <w:proofErr w:type="spellStart"/>
-      <w:r>
-        <w:rPr>
-          <w:rFonts w:ascii="Times New Roman" w:hAnsi="Times New Roman" w:cs="Times New Roman"/>
-        </w:rPr>
-        <w:t>hal</w:t>
-      </w:r>
-      <w:proofErr w:type="spellEnd"/>
-      <w:r>
-        <w:rPr>
-          <w:rFonts w:ascii="Times New Roman" w:hAnsi="Times New Roman" w:cs="Times New Roman"/>
-        </w:rPr>
-        <w:t xml:space="preserve"> </w:t>
-      </w:r>
-      <w:proofErr w:type="spellStart"/>
-      <w:r>
-        <w:rPr>
-          <w:rFonts w:ascii="Times New Roman" w:hAnsi="Times New Roman" w:cs="Times New Roman"/>
-        </w:rPr>
-        <w:t>ini</w:t>
-      </w:r>
-      <w:proofErr w:type="spellEnd"/>
-      <w:r>
-        <w:rPr>
-          <w:rFonts w:ascii="Times New Roman" w:hAnsi="Times New Roman" w:cs="Times New Roman"/>
-        </w:rPr>
-        <w:t xml:space="preserve"> </w:t>
-      </w:r>
-      <w:proofErr w:type="spellStart"/>
-      <w:r>
-        <w:rPr>
-          <w:rFonts w:ascii="Times New Roman" w:hAnsi="Times New Roman" w:cs="Times New Roman"/>
-        </w:rPr>
-        <w:t>saat</w:t>
-      </w:r>
-      <w:proofErr w:type="spellEnd"/>
-      <w:r>
-        <w:rPr>
-          <w:rFonts w:ascii="Times New Roman" w:hAnsi="Times New Roman" w:cs="Times New Roman"/>
-        </w:rPr>
-        <w:t xml:space="preserve"> client TCP </w:t>
-      </w:r>
-      <w:proofErr w:type="spellStart"/>
-      <w:r>
-        <w:rPr>
-          <w:rFonts w:ascii="Times New Roman" w:hAnsi="Times New Roman" w:cs="Times New Roman"/>
-        </w:rPr>
-        <w:t>mengirimkan</w:t>
-      </w:r>
-      <w:proofErr w:type="spellEnd"/>
-      <w:r>
-        <w:rPr>
-          <w:rFonts w:ascii="Times New Roman" w:hAnsi="Times New Roman" w:cs="Times New Roman"/>
-        </w:rPr>
-        <w:t xml:space="preserve"> 3 </w:t>
-      </w:r>
-      <w:proofErr w:type="spellStart"/>
-      <w:r>
-        <w:rPr>
-          <w:rFonts w:ascii="Times New Roman" w:hAnsi="Times New Roman" w:cs="Times New Roman"/>
-        </w:rPr>
-        <w:t>buah</w:t>
-      </w:r>
-      <w:proofErr w:type="spellEnd"/>
-      <w:r>
-        <w:rPr>
-          <w:rFonts w:ascii="Times New Roman" w:hAnsi="Times New Roman" w:cs="Times New Roman"/>
-        </w:rPr>
-        <w:t xml:space="preserve"> string </w:t>
-      </w:r>
-      <w:proofErr w:type="spellStart"/>
-      <w:r>
-        <w:rPr>
-          <w:rFonts w:ascii="Times New Roman" w:hAnsi="Times New Roman" w:cs="Times New Roman"/>
-        </w:rPr>
-        <w:t>pesan</w:t>
-      </w:r>
-      <w:proofErr w:type="spellEnd"/>
-      <w:r>
-        <w:rPr>
-          <w:rFonts w:ascii="Times New Roman" w:hAnsi="Times New Roman" w:cs="Times New Roman"/>
-        </w:rPr>
-        <w:t xml:space="preserve"> </w:t>
-      </w:r>
-      <w:proofErr w:type="spellStart"/>
-      <w:r>
-        <w:rPr>
-          <w:rFonts w:ascii="Times New Roman" w:hAnsi="Times New Roman" w:cs="Times New Roman"/>
-        </w:rPr>
-        <w:t>berturut-turut</w:t>
-      </w:r>
-      <w:proofErr w:type="spellEnd"/>
-      <w:r>
-        <w:rPr>
-          <w:rFonts w:ascii="Times New Roman" w:hAnsi="Times New Roman" w:cs="Times New Roman"/>
-        </w:rPr>
-        <w:t xml:space="preserve"> </w:t>
-      </w:r>
-      <w:proofErr w:type="spellStart"/>
-      <w:r>
-        <w:rPr>
-          <w:rFonts w:ascii="Times New Roman" w:hAnsi="Times New Roman" w:cs="Times New Roman"/>
-        </w:rPr>
-        <w:t>melalui</w:t>
-      </w:r>
-      <w:proofErr w:type="spellEnd"/>
-      <w:r>
-        <w:rPr>
-          <w:rFonts w:ascii="Times New Roman" w:hAnsi="Times New Roman" w:cs="Times New Roman"/>
-        </w:rPr>
-        <w:t xml:space="preserve"> </w:t>
-      </w:r>
-      <w:proofErr w:type="spellStart"/>
-      <w:r>
-        <w:rPr>
-          <w:rFonts w:ascii="Times New Roman" w:hAnsi="Times New Roman" w:cs="Times New Roman"/>
-        </w:rPr>
-        <w:t>soket</w:t>
-      </w:r>
-      <w:proofErr w:type="spellEnd"/>
-      <w:r>
-        <w:rPr>
-          <w:rFonts w:ascii="Times New Roman" w:hAnsi="Times New Roman" w:cs="Times New Roman"/>
-        </w:rPr>
-        <w:t xml:space="preserve"> </w:t>
-      </w:r>
-      <w:proofErr w:type="gramStart"/>
-      <w:r>
-        <w:rPr>
-          <w:rFonts w:ascii="Times New Roman" w:hAnsi="Times New Roman" w:cs="Times New Roman"/>
-        </w:rPr>
-        <w:t>send(</w:t>
-      </w:r>
-      <w:proofErr w:type="gramEnd"/>
-      <w:r>
-        <w:rPr>
-          <w:rFonts w:ascii="Times New Roman" w:hAnsi="Times New Roman" w:cs="Times New Roman"/>
-        </w:rPr>
-        <w:t xml:space="preserve">) </w:t>
-      </w:r>
-      <w:proofErr w:type="spellStart"/>
-      <w:r>
-        <w:rPr>
-          <w:rFonts w:ascii="Times New Roman" w:hAnsi="Times New Roman" w:cs="Times New Roman"/>
-        </w:rPr>
-        <w:t>tanpa</w:t>
-      </w:r>
-      <w:proofErr w:type="spellEnd"/>
-      <w:r>
-        <w:rPr>
-          <w:rFonts w:ascii="Times New Roman" w:hAnsi="Times New Roman" w:cs="Times New Roman"/>
-        </w:rPr>
-        <w:t xml:space="preserve"> delay? </w:t>
-      </w:r>
-      <w:proofErr w:type="spellStart"/>
-      <w:r>
-        <w:rPr>
-          <w:rFonts w:ascii="Times New Roman" w:hAnsi="Times New Roman" w:cs="Times New Roman"/>
-        </w:rPr>
-        <w:t>Bagaimana</w:t>
-      </w:r>
-      <w:proofErr w:type="spellEnd"/>
-      <w:r>
-        <w:rPr>
-          <w:rFonts w:ascii="Times New Roman" w:hAnsi="Times New Roman" w:cs="Times New Roman"/>
-        </w:rPr>
-        <w:t xml:space="preserve"> </w:t>
-      </w:r>
-      <w:proofErr w:type="spellStart"/>
-      <w:r>
-        <w:rPr>
-          <w:rFonts w:ascii="Times New Roman" w:hAnsi="Times New Roman" w:cs="Times New Roman"/>
-        </w:rPr>
-        <w:t>rancangan</w:t>
-      </w:r>
-      <w:proofErr w:type="spellEnd"/>
-      <w:r>
-        <w:rPr>
-          <w:rFonts w:ascii="Times New Roman" w:hAnsi="Times New Roman" w:cs="Times New Roman"/>
-        </w:rPr>
-        <w:t xml:space="preserve"> </w:t>
-      </w:r>
-      <w:proofErr w:type="spellStart"/>
-      <w:r>
-        <w:rPr>
-          <w:rFonts w:ascii="Times New Roman" w:hAnsi="Times New Roman" w:cs="Times New Roman"/>
-        </w:rPr>
-        <w:t>protokol</w:t>
-      </w:r>
-      <w:proofErr w:type="spellEnd"/>
-      <w:r>
-        <w:rPr>
-          <w:rFonts w:ascii="Times New Roman" w:hAnsi="Times New Roman" w:cs="Times New Roman"/>
-        </w:rPr>
-        <w:t xml:space="preserve"> </w:t>
-      </w:r>
-      <w:proofErr w:type="spellStart"/>
-      <w:r>
-        <w:rPr>
-          <w:rFonts w:ascii="Times New Roman" w:hAnsi="Times New Roman" w:cs="Times New Roman"/>
-        </w:rPr>
-        <w:t>aplikasi</w:t>
-      </w:r>
-      <w:proofErr w:type="spellEnd"/>
-      <w:r>
-        <w:rPr>
-          <w:rFonts w:ascii="Times New Roman" w:hAnsi="Times New Roman" w:cs="Times New Roman"/>
-        </w:rPr>
-        <w:t xml:space="preserve"> Anda </w:t>
-      </w:r>
-      <w:proofErr w:type="spellStart"/>
-      <w:r>
-        <w:rPr>
-          <w:rFonts w:ascii="Times New Roman" w:hAnsi="Times New Roman" w:cs="Times New Roman"/>
-        </w:rPr>
-        <w:t>untuk</w:t>
-      </w:r>
-      <w:proofErr w:type="spellEnd"/>
-      <w:r>
-        <w:rPr>
-          <w:rFonts w:ascii="Times New Roman" w:hAnsi="Times New Roman" w:cs="Times New Roman"/>
-        </w:rPr>
-        <w:t xml:space="preserve"> </w:t>
-      </w:r>
-      <w:proofErr w:type="spellStart"/>
-      <w:r>
-        <w:rPr>
-          <w:rFonts w:ascii="Times New Roman" w:hAnsi="Times New Roman" w:cs="Times New Roman"/>
-        </w:rPr>
-        <w:t>menyelesaikan</w:t>
-      </w:r>
-      <w:proofErr w:type="spellEnd"/>
-      <w:r>
-        <w:rPr>
-          <w:rFonts w:ascii="Times New Roman" w:hAnsi="Times New Roman" w:cs="Times New Roman"/>
-        </w:rPr>
-        <w:t xml:space="preserve"> </w:t>
-      </w:r>
-      <w:proofErr w:type="spellStart"/>
-      <w:r>
-        <w:rPr>
-          <w:rFonts w:ascii="Times New Roman" w:hAnsi="Times New Roman" w:cs="Times New Roman"/>
-        </w:rPr>
-        <w:t>kendala</w:t>
-      </w:r>
-      <w:proofErr w:type="spellEnd"/>
-      <w:r>
-        <w:rPr>
-          <w:rFonts w:ascii="Times New Roman" w:hAnsi="Times New Roman" w:cs="Times New Roman"/>
-        </w:rPr>
-        <w:t xml:space="preserve"> </w:t>
-      </w:r>
-      <w:proofErr w:type="spellStart"/>
-      <w:r>
-        <w:rPr>
-          <w:rFonts w:ascii="Times New Roman" w:hAnsi="Times New Roman" w:cs="Times New Roman"/>
-        </w:rPr>
-        <w:t>ini</w:t>
-      </w:r>
-      <w:proofErr w:type="spellEnd"/>
-      <w:r>
-        <w:rPr>
-          <w:rFonts w:ascii="Times New Roman" w:hAnsi="Times New Roman" w:cs="Times New Roman"/>
-        </w:rPr>
-        <w:t>?</w:t>
+      <w:r>
+        <w:rPr>
+          <w:rFonts w:ascii="Times New Roman" w:hAnsi="Times New Roman" w:cs="Times New Roman"/>
+        </w:rPr>
+        <w:t>TCP disebut byte-stream karena TCP hanya melihat data sebagai aliran byte tanpa mengetahui batas antar-pesan yang dikirim oleh aplikasi. Sebaliknya, UDP mempertahankan message boundaries, sehingga setiap pemanggilan sendto() menghasilkan satu datagram yang diterima sebagai satu unit pesan oleh penerima.</w:t>
       </w:r>
     </w:p>
     <w:p>
@@ -1628,20 +638,57 @@
         <w:jc w:val="both"/>
         <w:rPr>
           <w:rFonts w:ascii="Times New Roman" w:hAnsi="Times New Roman" w:cs="Times New Roman"/>
+        </w:rPr>
+      </w:pPr>
+      <w:r>
+        <w:rPr>
+          <w:rFonts w:ascii="Times New Roman" w:hAnsi="Times New Roman" w:cs="Times New Roman"/>
+        </w:rPr>
+        <w:t>Apa dampak teknis hal ini saat client TCP mengirimkan 3 buah string pesan berturut-turut melalui soket send() tanpa delay? Bagaimana rancangan protokol aplikasi Anda untuk menyelesaikan kendala ini?</w:t>
+      </w:r>
+    </w:p>
+    <w:p>
+      <w:pPr>
+        <w:pStyle w:val="ListParagraph"/>
+        <w:numPr>
+          <w:ilvl w:val="0"/>
+          <w:numId w:val="4"/>
+        </w:numPr>
+        <w:spacing w:after="0" w:line="360" w:lineRule="auto"/>
+        <w:jc w:val="both"/>
+        <w:rPr>
+          <w:rFonts w:ascii="Times New Roman" w:hAnsi="Times New Roman" w:cs="Times New Roman"/>
+        </w:rPr>
+      </w:pPr>
+      <w:r>
+        <w:rPr>
+          <w:rFonts w:ascii="Times New Roman" w:hAnsi="Times New Roman" w:cs="Times New Roman"/>
           <w:b/>
           <w:bCs/>
         </w:rPr>
-      </w:pPr>
-      <w:proofErr w:type="gramStart"/>
+        <w:t>Jawab :</w:t>
+      </w:r>
       <w:r>
         <w:rPr>
           <w:rFonts w:ascii="Times New Roman" w:hAnsi="Times New Roman" w:cs="Times New Roman"/>
           <w:b/>
           <w:bCs/>
         </w:rPr>
-        <w:t>Jawab :</w:t>
-      </w:r>
-      <w:proofErr w:type="gramEnd"/>
+        <w:t xml:space="preserve"> </w:t>
+      </w:r>
+      <w:r>
+        <w:rPr>
+          <w:rFonts w:ascii="Times New Roman" w:hAnsi="Times New Roman" w:cs="Times New Roman"/>
+        </w:rPr>
+        <w:t xml:space="preserve">Jika client TCP mengirim 3 string berturut-turut menggunakan send() tanpa delay, server tidak menjamin akan menerima 3 pesan secara terpisah. Data dapat diterima sekaligus dalam satu recv(), terpecah menjadi beberapa recv(), atau kombinasi keduanya. Untuk mengatasinya, protokol aplikasi harus mendefinisikan batas pesan, </w:t>
+      </w:r>
+      <w:r>
+        <w:rPr>
+          <w:rFonts w:ascii="Times New Roman" w:hAnsi="Times New Roman" w:cs="Times New Roman"/>
+        </w:rPr>
+        <w:lastRenderedPageBreak/>
+        <w:t>misalnya menggunakan delimiter seperti \n, menambahkan panjang pesan (length-prefix) di awal setiap pesan, atau menggunakan format terstruktur seperti JSON dengan mekanisme framing.</w:t>
+      </w:r>
     </w:p>
     <w:p>
       <w:pPr>
@@ -1656,33 +703,11 @@
           <w:rFonts w:ascii="Times New Roman" w:hAnsi="Times New Roman" w:cs="Times New Roman"/>
         </w:rPr>
       </w:pPr>
-      <w:proofErr w:type="spellStart"/>
-      <w:r>
-        <w:rPr>
-          <w:rFonts w:ascii="Times New Roman" w:hAnsi="Times New Roman" w:cs="Times New Roman"/>
-        </w:rPr>
-        <w:t>Analisis</w:t>
-      </w:r>
-      <w:proofErr w:type="spellEnd"/>
-      <w:r>
-        <w:rPr>
-          <w:rFonts w:ascii="Times New Roman" w:hAnsi="Times New Roman" w:cs="Times New Roman"/>
-        </w:rPr>
-        <w:t xml:space="preserve"> </w:t>
-      </w:r>
-      <w:proofErr w:type="spellStart"/>
-      <w:r>
-        <w:rPr>
-          <w:rFonts w:ascii="Times New Roman" w:hAnsi="Times New Roman" w:cs="Times New Roman"/>
-        </w:rPr>
-        <w:t>Skalabilitas</w:t>
-      </w:r>
-      <w:proofErr w:type="spellEnd"/>
-      <w:r>
-        <w:rPr>
-          <w:rFonts w:ascii="Times New Roman" w:hAnsi="Times New Roman" w:cs="Times New Roman"/>
-        </w:rPr>
-        <w:t xml:space="preserve"> Socket</w:t>
+      <w:r>
+        <w:rPr>
+          <w:rFonts w:ascii="Times New Roman" w:hAnsi="Times New Roman" w:cs="Times New Roman"/>
+        </w:rPr>
+        <w:t>Analisis Skalabilitas Socket</w:t>
       </w:r>
     </w:p>
     <w:p>
@@ -1702,21 +727,7 @@
         <w:rPr>
           <w:rFonts w:ascii="Times New Roman" w:hAnsi="Times New Roman" w:cs="Times New Roman"/>
         </w:rPr>
-        <w:t xml:space="preserve">Jika server TCP Anda </w:t>
-      </w:r>
-      <w:proofErr w:type="spellStart"/>
-      <w:r>
-        <w:rPr>
-          <w:rFonts w:ascii="Times New Roman" w:hAnsi="Times New Roman" w:cs="Times New Roman"/>
-        </w:rPr>
-        <w:t>melayani</w:t>
-      </w:r>
-      <w:proofErr w:type="spellEnd"/>
-      <w:r>
-        <w:rPr>
-          <w:rFonts w:ascii="Times New Roman" w:hAnsi="Times New Roman" w:cs="Times New Roman"/>
-        </w:rPr>
-        <w:t xml:space="preserve"> </w:t>
+        <w:t xml:space="preserve">Jika server TCP Anda melayani </w:t>
       </w:r>
       <w:r>
         <w:rPr>
@@ -1728,133 +739,7 @@
         <w:rPr>
           <w:rFonts w:ascii="Times New Roman" w:hAnsi="Times New Roman" w:cs="Times New Roman"/>
         </w:rPr>
-        <w:t xml:space="preserve"> client </w:t>
-      </w:r>
-      <w:proofErr w:type="spellStart"/>
-      <w:r>
-        <w:rPr>
-          <w:rFonts w:ascii="Times New Roman" w:hAnsi="Times New Roman" w:cs="Times New Roman"/>
-        </w:rPr>
-        <w:t>secara</w:t>
-      </w:r>
-      <w:proofErr w:type="spellEnd"/>
-      <w:r>
-        <w:rPr>
-          <w:rFonts w:ascii="Times New Roman" w:hAnsi="Times New Roman" w:cs="Times New Roman"/>
-        </w:rPr>
-        <w:t xml:space="preserve"> </w:t>
-      </w:r>
-      <w:proofErr w:type="spellStart"/>
-      <w:r>
-        <w:rPr>
-          <w:rFonts w:ascii="Times New Roman" w:hAnsi="Times New Roman" w:cs="Times New Roman"/>
-        </w:rPr>
-        <w:t>bersamaan</w:t>
-      </w:r>
-      <w:proofErr w:type="spellEnd"/>
-      <w:r>
-        <w:rPr>
-          <w:rFonts w:ascii="Times New Roman" w:hAnsi="Times New Roman" w:cs="Times New Roman"/>
-        </w:rPr>
-        <w:t xml:space="preserve"> </w:t>
-      </w:r>
-      <w:proofErr w:type="spellStart"/>
-      <w:r>
-        <w:rPr>
-          <w:rFonts w:ascii="Times New Roman" w:hAnsi="Times New Roman" w:cs="Times New Roman"/>
-        </w:rPr>
-        <w:t>dari</w:t>
-      </w:r>
-      <w:proofErr w:type="spellEnd"/>
-      <w:r>
-        <w:rPr>
-          <w:rFonts w:ascii="Times New Roman" w:hAnsi="Times New Roman" w:cs="Times New Roman"/>
-        </w:rPr>
-        <w:t xml:space="preserve"> IP yang </w:t>
-      </w:r>
-      <w:proofErr w:type="spellStart"/>
-      <w:r>
-        <w:rPr>
-          <w:rFonts w:ascii="Times New Roman" w:hAnsi="Times New Roman" w:cs="Times New Roman"/>
-        </w:rPr>
-        <w:t>berbeda-beda</w:t>
-      </w:r>
-      <w:proofErr w:type="spellEnd"/>
-      <w:r>
-        <w:rPr>
-          <w:rFonts w:ascii="Times New Roman" w:hAnsi="Times New Roman" w:cs="Times New Roman"/>
-        </w:rPr>
-        <w:t xml:space="preserve">, </w:t>
-      </w:r>
-      <w:proofErr w:type="spellStart"/>
-      <w:r>
-        <w:rPr>
-          <w:rFonts w:ascii="Times New Roman" w:hAnsi="Times New Roman" w:cs="Times New Roman"/>
-        </w:rPr>
-        <w:t>berapa</w:t>
-      </w:r>
-      <w:proofErr w:type="spellEnd"/>
-      <w:r>
-        <w:rPr>
-          <w:rFonts w:ascii="Times New Roman" w:hAnsi="Times New Roman" w:cs="Times New Roman"/>
-        </w:rPr>
-        <w:t xml:space="preserve"> </w:t>
-      </w:r>
-      <w:proofErr w:type="spellStart"/>
-      <w:r>
-        <w:rPr>
-          <w:rFonts w:ascii="Times New Roman" w:hAnsi="Times New Roman" w:cs="Times New Roman"/>
-        </w:rPr>
-        <w:t>jumlah</w:t>
-      </w:r>
-      <w:proofErr w:type="spellEnd"/>
-      <w:r>
-        <w:rPr>
-          <w:rFonts w:ascii="Times New Roman" w:hAnsi="Times New Roman" w:cs="Times New Roman"/>
-        </w:rPr>
-        <w:t xml:space="preserve"> total </w:t>
-      </w:r>
-      <w:proofErr w:type="spellStart"/>
-      <w:r>
-        <w:rPr>
-          <w:rFonts w:ascii="Times New Roman" w:hAnsi="Times New Roman" w:cs="Times New Roman"/>
-        </w:rPr>
-        <w:t>soket</w:t>
-      </w:r>
-      <w:proofErr w:type="spellEnd"/>
-      <w:r>
-        <w:rPr>
-          <w:rFonts w:ascii="Times New Roman" w:hAnsi="Times New Roman" w:cs="Times New Roman"/>
-        </w:rPr>
-        <w:t xml:space="preserve"> (file descriptor) yang </w:t>
-      </w:r>
-      <w:proofErr w:type="spellStart"/>
-      <w:r>
-        <w:rPr>
-          <w:rFonts w:ascii="Times New Roman" w:hAnsi="Times New Roman" w:cs="Times New Roman"/>
-        </w:rPr>
-        <w:t>dibuka</w:t>
-      </w:r>
-      <w:proofErr w:type="spellEnd"/>
-      <w:r>
-        <w:rPr>
-          <w:rFonts w:ascii="Times New Roman" w:hAnsi="Times New Roman" w:cs="Times New Roman"/>
-        </w:rPr>
-        <w:t xml:space="preserve"> oleh proses server </w:t>
-      </w:r>
-      <w:proofErr w:type="spellStart"/>
-      <w:r>
-        <w:rPr>
-          <w:rFonts w:ascii="Times New Roman" w:hAnsi="Times New Roman" w:cs="Times New Roman"/>
-        </w:rPr>
-        <w:t>tersebut</w:t>
-      </w:r>
-      <w:proofErr w:type="spellEnd"/>
-      <w:r>
-        <w:rPr>
-          <w:rFonts w:ascii="Times New Roman" w:hAnsi="Times New Roman" w:cs="Times New Roman"/>
-        </w:rPr>
-        <w:t xml:space="preserve">? </w:t>
+        <w:t xml:space="preserve"> client secara bersamaan dari IP yang berbeda-beda, berapa jumlah total soket (file descriptor) yang dibuka oleh proses server tersebut? </w:t>
       </w:r>
     </w:p>
     <w:p>
@@ -1868,31 +753,25 @@
         <w:jc w:val="both"/>
         <w:rPr>
           <w:rFonts w:ascii="Times New Roman" w:hAnsi="Times New Roman" w:cs="Times New Roman"/>
+        </w:rPr>
+      </w:pPr>
+      <w:r>
+        <w:rPr>
+          <w:rFonts w:ascii="Times New Roman" w:hAnsi="Times New Roman" w:cs="Times New Roman"/>
           <w:b/>
           <w:bCs/>
         </w:rPr>
-      </w:pPr>
-      <w:proofErr w:type="gramStart"/>
-      <w:r>
-        <w:rPr>
-          <w:rFonts w:ascii="Times New Roman" w:hAnsi="Times New Roman" w:cs="Times New Roman"/>
-          <w:b/>
-          <w:bCs/>
-        </w:rPr>
         <w:t>Jawab :</w:t>
       </w:r>
-      <w:proofErr w:type="gramEnd"/>
-    </w:p>
-    <w:p>
-      <w:pPr>
-        <w:pStyle w:val="ListParagraph"/>
-        <w:spacing w:after="0" w:line="360" w:lineRule="auto"/>
-        <w:ind w:left="1440"/>
-        <w:jc w:val="both"/>
-        <w:rPr>
-          <w:rFonts w:ascii="Times New Roman" w:hAnsi="Times New Roman" w:cs="Times New Roman"/>
-        </w:rPr>
-      </w:pPr>
+      <w:r>
+        <w:t xml:space="preserve"> </w:t>
+      </w:r>
+      <w:r>
+        <w:rPr>
+          <w:rFonts w:ascii="Times New Roman" w:hAnsi="Times New Roman" w:cs="Times New Roman"/>
+        </w:rPr>
+        <w:t>Jika server TCP melayani N client secara bersamaan, server membutuhkan N socket koneksi + 1 socket listening, sehingga totalnya adalah N + 1 socket/file descriptor untuk koneksi tersebut. Listening socket digunakan untuk menerima koneksi baru, sedangkan setiap client yang terhubung mendapatkan socket khusus.</w:t>
+      </w:r>
     </w:p>
     <w:p>
       <w:pPr>
@@ -1907,131 +786,11 @@
           <w:rFonts w:ascii="Times New Roman" w:hAnsi="Times New Roman" w:cs="Times New Roman"/>
         </w:rPr>
       </w:pPr>
-      <w:proofErr w:type="spellStart"/>
-      <w:r>
-        <w:rPr>
-          <w:rFonts w:ascii="Times New Roman" w:hAnsi="Times New Roman" w:cs="Times New Roman"/>
-        </w:rPr>
-        <w:t>Mengapa</w:t>
-      </w:r>
-      <w:proofErr w:type="spellEnd"/>
-      <w:r>
-        <w:rPr>
-          <w:rFonts w:ascii="Times New Roman" w:hAnsi="Times New Roman" w:cs="Times New Roman"/>
-        </w:rPr>
-        <w:t xml:space="preserve"> server UDP </w:t>
-      </w:r>
-      <w:proofErr w:type="spellStart"/>
-      <w:r>
-        <w:rPr>
-          <w:rFonts w:ascii="Times New Roman" w:hAnsi="Times New Roman" w:cs="Times New Roman"/>
-        </w:rPr>
-        <w:t>hanya</w:t>
-      </w:r>
-      <w:proofErr w:type="spellEnd"/>
-      <w:r>
-        <w:rPr>
-          <w:rFonts w:ascii="Times New Roman" w:hAnsi="Times New Roman" w:cs="Times New Roman"/>
-        </w:rPr>
-        <w:t xml:space="preserve"> </w:t>
-      </w:r>
-      <w:proofErr w:type="spellStart"/>
-      <w:r>
-        <w:rPr>
-          <w:rFonts w:ascii="Times New Roman" w:hAnsi="Times New Roman" w:cs="Times New Roman"/>
-        </w:rPr>
-        <w:t>membutuhkan</w:t>
-      </w:r>
-      <w:proofErr w:type="spellEnd"/>
-      <w:r>
-        <w:rPr>
-          <w:rFonts w:ascii="Times New Roman" w:hAnsi="Times New Roman" w:cs="Times New Roman"/>
-        </w:rPr>
-        <w:t xml:space="preserve"> 1 </w:t>
-      </w:r>
-      <w:proofErr w:type="spellStart"/>
-      <w:r>
-        <w:rPr>
-          <w:rFonts w:ascii="Times New Roman" w:hAnsi="Times New Roman" w:cs="Times New Roman"/>
-        </w:rPr>
-        <w:t>soket</w:t>
-      </w:r>
-      <w:proofErr w:type="spellEnd"/>
-      <w:r>
-        <w:rPr>
-          <w:rFonts w:ascii="Times New Roman" w:hAnsi="Times New Roman" w:cs="Times New Roman"/>
-        </w:rPr>
-        <w:t xml:space="preserve"> </w:t>
-      </w:r>
-      <w:proofErr w:type="spellStart"/>
-      <w:r>
-        <w:rPr>
-          <w:rFonts w:ascii="Times New Roman" w:hAnsi="Times New Roman" w:cs="Times New Roman"/>
-        </w:rPr>
-        <w:t>tunggal</w:t>
-      </w:r>
-      <w:proofErr w:type="spellEnd"/>
-      <w:r>
-        <w:rPr>
-          <w:rFonts w:ascii="Times New Roman" w:hAnsi="Times New Roman" w:cs="Times New Roman"/>
-        </w:rPr>
-        <w:t xml:space="preserve"> </w:t>
-      </w:r>
-      <w:proofErr w:type="spellStart"/>
-      <w:r>
-        <w:rPr>
-          <w:rFonts w:ascii="Times New Roman" w:hAnsi="Times New Roman" w:cs="Times New Roman"/>
-        </w:rPr>
-        <w:t>meskipun</w:t>
-      </w:r>
-      <w:proofErr w:type="spellEnd"/>
-      <w:r>
-        <w:rPr>
-          <w:rFonts w:ascii="Times New Roman" w:hAnsi="Times New Roman" w:cs="Times New Roman"/>
-        </w:rPr>
-        <w:t xml:space="preserve"> </w:t>
-      </w:r>
-      <w:proofErr w:type="spellStart"/>
-      <w:r>
-        <w:rPr>
-          <w:rFonts w:ascii="Times New Roman" w:hAnsi="Times New Roman" w:cs="Times New Roman"/>
-        </w:rPr>
-        <w:t>melayani</w:t>
-      </w:r>
-      <w:proofErr w:type="spellEnd"/>
-      <w:r>
-        <w:rPr>
-          <w:rFonts w:ascii="Times New Roman" w:hAnsi="Times New Roman" w:cs="Times New Roman"/>
-        </w:rPr>
-        <w:t xml:space="preserve"> </w:t>
-      </w:r>
-      <w:proofErr w:type="spellStart"/>
-      <w:r>
-        <w:rPr>
-          <w:rFonts w:ascii="Times New Roman" w:hAnsi="Times New Roman" w:cs="Times New Roman"/>
-        </w:rPr>
-        <w:t>permintaan</w:t>
-      </w:r>
-      <w:proofErr w:type="spellEnd"/>
-      <w:r>
-        <w:rPr>
-          <w:rFonts w:ascii="Times New Roman" w:hAnsi="Times New Roman" w:cs="Times New Roman"/>
-        </w:rPr>
-        <w:t xml:space="preserve"> </w:t>
-      </w:r>
-      <w:proofErr w:type="spellStart"/>
-      <w:r>
-        <w:rPr>
-          <w:rFonts w:ascii="Times New Roman" w:hAnsi="Times New Roman" w:cs="Times New Roman"/>
-        </w:rPr>
-        <w:t>dari</w:t>
-      </w:r>
-      <w:proofErr w:type="spellEnd"/>
-      <w:r>
-        <w:rPr>
-          <w:rFonts w:ascii="Times New Roman" w:hAnsi="Times New Roman" w:cs="Times New Roman"/>
-        </w:rPr>
-        <w:t xml:space="preserve"> </w:t>
+      <w:r>
+        <w:rPr>
+          <w:rFonts w:ascii="Times New Roman" w:hAnsi="Times New Roman" w:cs="Times New Roman"/>
+        </w:rPr>
+        <w:t xml:space="preserve">Mengapa server UDP hanya membutuhkan 1 soket tunggal meskipun melayani permintaan dari </w:t>
       </w:r>
       <w:r>
         <w:rPr>
@@ -2043,91 +802,7 @@
         <w:rPr>
           <w:rFonts w:ascii="Times New Roman" w:hAnsi="Times New Roman" w:cs="Times New Roman"/>
         </w:rPr>
-        <w:t xml:space="preserve"> client yang </w:t>
-      </w:r>
-      <w:proofErr w:type="spellStart"/>
-      <w:r>
-        <w:rPr>
-          <w:rFonts w:ascii="Times New Roman" w:hAnsi="Times New Roman" w:cs="Times New Roman"/>
-        </w:rPr>
-        <w:t>berbeda</w:t>
-      </w:r>
-      <w:proofErr w:type="spellEnd"/>
-      <w:r>
-        <w:rPr>
-          <w:rFonts w:ascii="Times New Roman" w:hAnsi="Times New Roman" w:cs="Times New Roman"/>
-        </w:rPr>
-        <w:t xml:space="preserve">? </w:t>
-      </w:r>
-      <w:proofErr w:type="spellStart"/>
-      <w:r>
-        <w:rPr>
-          <w:rFonts w:ascii="Times New Roman" w:hAnsi="Times New Roman" w:cs="Times New Roman"/>
-        </w:rPr>
-        <w:t>Jelaskan</w:t>
-      </w:r>
-      <w:proofErr w:type="spellEnd"/>
-      <w:r>
-        <w:rPr>
-          <w:rFonts w:ascii="Times New Roman" w:hAnsi="Times New Roman" w:cs="Times New Roman"/>
-        </w:rPr>
-        <w:t xml:space="preserve"> </w:t>
-      </w:r>
-      <w:proofErr w:type="spellStart"/>
-      <w:r>
-        <w:rPr>
-          <w:rFonts w:ascii="Times New Roman" w:hAnsi="Times New Roman" w:cs="Times New Roman"/>
-        </w:rPr>
-        <w:t>implikasinya</w:t>
-      </w:r>
-      <w:proofErr w:type="spellEnd"/>
-      <w:r>
-        <w:rPr>
-          <w:rFonts w:ascii="Times New Roman" w:hAnsi="Times New Roman" w:cs="Times New Roman"/>
-        </w:rPr>
-        <w:t xml:space="preserve"> </w:t>
-      </w:r>
-      <w:proofErr w:type="spellStart"/>
-      <w:r>
-        <w:rPr>
-          <w:rFonts w:ascii="Times New Roman" w:hAnsi="Times New Roman" w:cs="Times New Roman"/>
-        </w:rPr>
-        <w:t>terhadap</w:t>
-      </w:r>
-      <w:proofErr w:type="spellEnd"/>
-      <w:r>
-        <w:rPr>
-          <w:rFonts w:ascii="Times New Roman" w:hAnsi="Times New Roman" w:cs="Times New Roman"/>
-        </w:rPr>
-        <w:t xml:space="preserve"> </w:t>
-      </w:r>
-      <w:proofErr w:type="spellStart"/>
-      <w:r>
-        <w:rPr>
-          <w:rFonts w:ascii="Times New Roman" w:hAnsi="Times New Roman" w:cs="Times New Roman"/>
-        </w:rPr>
-        <w:t>konsumsi</w:t>
-      </w:r>
-      <w:proofErr w:type="spellEnd"/>
-      <w:r>
-        <w:rPr>
-          <w:rFonts w:ascii="Times New Roman" w:hAnsi="Times New Roman" w:cs="Times New Roman"/>
-        </w:rPr>
-        <w:t xml:space="preserve"> </w:t>
-      </w:r>
-      <w:proofErr w:type="spellStart"/>
-      <w:r>
-        <w:rPr>
-          <w:rFonts w:ascii="Times New Roman" w:hAnsi="Times New Roman" w:cs="Times New Roman"/>
-        </w:rPr>
-        <w:t>memori</w:t>
-      </w:r>
-      <w:proofErr w:type="spellEnd"/>
-      <w:r>
-        <w:rPr>
-          <w:rFonts w:ascii="Times New Roman" w:hAnsi="Times New Roman" w:cs="Times New Roman"/>
-        </w:rPr>
-        <w:t xml:space="preserve"> OS dan port binding</w:t>
+        <w:t xml:space="preserve"> client yang berbeda? Jelaskan implikasinya terhadap konsumsi memori OS dan port binding</w:t>
       </w:r>
     </w:p>
     <w:p>
@@ -2141,20 +816,30 @@
         <w:jc w:val="both"/>
         <w:rPr>
           <w:rFonts w:ascii="Times New Roman" w:hAnsi="Times New Roman" w:cs="Times New Roman"/>
+        </w:rPr>
+      </w:pPr>
+      <w:r>
+        <w:rPr>
+          <w:rFonts w:ascii="Times New Roman" w:hAnsi="Times New Roman" w:cs="Times New Roman"/>
           <w:b/>
           <w:bCs/>
         </w:rPr>
-      </w:pPr>
-      <w:proofErr w:type="gramStart"/>
+        <w:t>Jawab :</w:t>
+      </w:r>
       <w:r>
         <w:rPr>
           <w:rFonts w:ascii="Times New Roman" w:hAnsi="Times New Roman" w:cs="Times New Roman"/>
           <w:b/>
           <w:bCs/>
         </w:rPr>
-        <w:t>Jawab :</w:t>
-      </w:r>
-      <w:proofErr w:type="gramEnd"/>
+        <w:t xml:space="preserve"> </w:t>
+      </w:r>
+      <w:r>
+        <w:rPr>
+          <w:rFonts w:ascii="Times New Roman" w:hAnsi="Times New Roman" w:cs="Times New Roman"/>
+        </w:rPr>
+        <w:t>Server UDP hanya membutuhkan 1 socket karena UDP bersifat connectionless. Semua datagram dari N client diterima melalui socket dan port UDP yang sama; alamat IP dan port sumber digunakan untuk membedakan client. Akibatnya, server tidak perlu membuat socket baru untuk setiap client, sehingga penggunaan file descriptor dan memori OS lebih rendah serta hanya diperlukan satu binding port pada server.</w:t>
+      </w:r>
     </w:p>
     <w:p>
       <w:pPr>
@@ -2169,19 +854,11 @@
           <w:rFonts w:ascii="Times New Roman" w:hAnsi="Times New Roman" w:cs="Times New Roman"/>
         </w:rPr>
       </w:pPr>
-      <w:proofErr w:type="spellStart"/>
-      <w:r>
-        <w:rPr>
-          <w:rFonts w:ascii="Times New Roman" w:hAnsi="Times New Roman" w:cs="Times New Roman"/>
-        </w:rPr>
-        <w:t>Evolusi</w:t>
-      </w:r>
-      <w:proofErr w:type="spellEnd"/>
-      <w:r>
-        <w:rPr>
-          <w:rFonts w:ascii="Times New Roman" w:hAnsi="Times New Roman" w:cs="Times New Roman"/>
-        </w:rPr>
-        <w:t xml:space="preserve"> Transport &amp; QUIC</w:t>
+      <w:r>
+        <w:rPr>
+          <w:rFonts w:ascii="Times New Roman" w:hAnsi="Times New Roman" w:cs="Times New Roman"/>
+        </w:rPr>
+        <w:t>Evolusi Transport &amp; QUIC</w:t>
       </w:r>
     </w:p>
     <w:p>
@@ -2197,243 +874,11 @@
           <w:rFonts w:ascii="Times New Roman" w:hAnsi="Times New Roman" w:cs="Times New Roman"/>
         </w:rPr>
       </w:pPr>
-      <w:proofErr w:type="spellStart"/>
-      <w:r>
-        <w:rPr>
-          <w:rFonts w:ascii="Times New Roman" w:hAnsi="Times New Roman" w:cs="Times New Roman"/>
-        </w:rPr>
-        <w:t>Buku</w:t>
-      </w:r>
-      <w:proofErr w:type="spellEnd"/>
-      <w:r>
-        <w:rPr>
-          <w:rFonts w:ascii="Times New Roman" w:hAnsi="Times New Roman" w:cs="Times New Roman"/>
-        </w:rPr>
-        <w:t xml:space="preserve"> Kurose </w:t>
-      </w:r>
-      <w:proofErr w:type="spellStart"/>
-      <w:r>
-        <w:rPr>
-          <w:rFonts w:ascii="Times New Roman" w:hAnsi="Times New Roman" w:cs="Times New Roman"/>
-        </w:rPr>
-        <w:t>menyebutkan</w:t>
-      </w:r>
-      <w:proofErr w:type="spellEnd"/>
-      <w:r>
-        <w:rPr>
-          <w:rFonts w:ascii="Times New Roman" w:hAnsi="Times New Roman" w:cs="Times New Roman"/>
-        </w:rPr>
-        <w:t xml:space="preserve"> </w:t>
-      </w:r>
-      <w:proofErr w:type="spellStart"/>
-      <w:r>
-        <w:rPr>
-          <w:rFonts w:ascii="Times New Roman" w:hAnsi="Times New Roman" w:cs="Times New Roman"/>
-        </w:rPr>
-        <w:t>pengenalan</w:t>
-      </w:r>
-      <w:proofErr w:type="spellEnd"/>
-      <w:r>
-        <w:rPr>
-          <w:rFonts w:ascii="Times New Roman" w:hAnsi="Times New Roman" w:cs="Times New Roman"/>
-        </w:rPr>
-        <w:t xml:space="preserve"> HTTP/3 yang </w:t>
-      </w:r>
-      <w:proofErr w:type="spellStart"/>
-      <w:r>
-        <w:rPr>
-          <w:rFonts w:ascii="Times New Roman" w:hAnsi="Times New Roman" w:cs="Times New Roman"/>
-        </w:rPr>
-        <w:t>berjalan</w:t>
-      </w:r>
-      <w:proofErr w:type="spellEnd"/>
-      <w:r>
-        <w:rPr>
-          <w:rFonts w:ascii="Times New Roman" w:hAnsi="Times New Roman" w:cs="Times New Roman"/>
-        </w:rPr>
-        <w:t xml:space="preserve"> di </w:t>
-      </w:r>
-      <w:proofErr w:type="spellStart"/>
-      <w:r>
-        <w:rPr>
-          <w:rFonts w:ascii="Times New Roman" w:hAnsi="Times New Roman" w:cs="Times New Roman"/>
-        </w:rPr>
-        <w:t>atas</w:t>
-      </w:r>
-      <w:proofErr w:type="spellEnd"/>
-      <w:r>
-        <w:rPr>
-          <w:rFonts w:ascii="Times New Roman" w:hAnsi="Times New Roman" w:cs="Times New Roman"/>
-        </w:rPr>
-        <w:t xml:space="preserve"> QUIC. </w:t>
-      </w:r>
-      <w:proofErr w:type="spellStart"/>
-      <w:r>
-        <w:rPr>
-          <w:rFonts w:ascii="Times New Roman" w:hAnsi="Times New Roman" w:cs="Times New Roman"/>
-        </w:rPr>
-        <w:t>Jelaskan</w:t>
-      </w:r>
-      <w:proofErr w:type="spellEnd"/>
-      <w:r>
-        <w:rPr>
-          <w:rFonts w:ascii="Times New Roman" w:hAnsi="Times New Roman" w:cs="Times New Roman"/>
-        </w:rPr>
-        <w:t xml:space="preserve"> </w:t>
-      </w:r>
-      <w:proofErr w:type="spellStart"/>
-      <w:r>
-        <w:rPr>
-          <w:rFonts w:ascii="Times New Roman" w:hAnsi="Times New Roman" w:cs="Times New Roman"/>
-        </w:rPr>
-        <w:t>mengapa</w:t>
-      </w:r>
-      <w:proofErr w:type="spellEnd"/>
-      <w:r>
-        <w:rPr>
-          <w:rFonts w:ascii="Times New Roman" w:hAnsi="Times New Roman" w:cs="Times New Roman"/>
-        </w:rPr>
-        <w:t xml:space="preserve"> QUIC </w:t>
-      </w:r>
-      <w:proofErr w:type="spellStart"/>
-      <w:r>
-        <w:rPr>
-          <w:rFonts w:ascii="Times New Roman" w:hAnsi="Times New Roman" w:cs="Times New Roman"/>
-        </w:rPr>
-        <w:t>memilih</w:t>
-      </w:r>
-      <w:proofErr w:type="spellEnd"/>
-      <w:r>
-        <w:rPr>
-          <w:rFonts w:ascii="Times New Roman" w:hAnsi="Times New Roman" w:cs="Times New Roman"/>
-        </w:rPr>
-        <w:t xml:space="preserve"> </w:t>
-      </w:r>
-      <w:proofErr w:type="spellStart"/>
-      <w:r>
-        <w:rPr>
-          <w:rFonts w:ascii="Times New Roman" w:hAnsi="Times New Roman" w:cs="Times New Roman"/>
-        </w:rPr>
-        <w:t>berjalan</w:t>
-      </w:r>
-      <w:proofErr w:type="spellEnd"/>
-      <w:r>
-        <w:rPr>
-          <w:rFonts w:ascii="Times New Roman" w:hAnsi="Times New Roman" w:cs="Times New Roman"/>
-        </w:rPr>
-        <w:t xml:space="preserve"> di </w:t>
-      </w:r>
-      <w:proofErr w:type="spellStart"/>
-      <w:r>
-        <w:rPr>
-          <w:rFonts w:ascii="Times New Roman" w:hAnsi="Times New Roman" w:cs="Times New Roman"/>
-        </w:rPr>
-        <w:t>atas</w:t>
-      </w:r>
-      <w:proofErr w:type="spellEnd"/>
-      <w:r>
-        <w:rPr>
-          <w:rFonts w:ascii="Times New Roman" w:hAnsi="Times New Roman" w:cs="Times New Roman"/>
-        </w:rPr>
-        <w:t xml:space="preserve"> socket UDP (SOCK_DGRAM) dan </w:t>
-      </w:r>
-      <w:proofErr w:type="spellStart"/>
-      <w:r>
-        <w:rPr>
-          <w:rFonts w:ascii="Times New Roman" w:hAnsi="Times New Roman" w:cs="Times New Roman"/>
-        </w:rPr>
-        <w:t>bukan</w:t>
-      </w:r>
-      <w:proofErr w:type="spellEnd"/>
-      <w:r>
-        <w:rPr>
-          <w:rFonts w:ascii="Times New Roman" w:hAnsi="Times New Roman" w:cs="Times New Roman"/>
-        </w:rPr>
-        <w:t xml:space="preserve"> </w:t>
-      </w:r>
-      <w:proofErr w:type="spellStart"/>
-      <w:r>
-        <w:rPr>
-          <w:rFonts w:ascii="Times New Roman" w:hAnsi="Times New Roman" w:cs="Times New Roman"/>
-        </w:rPr>
-        <w:t>membuat</w:t>
-      </w:r>
-      <w:proofErr w:type="spellEnd"/>
-      <w:r>
-        <w:rPr>
-          <w:rFonts w:ascii="Times New Roman" w:hAnsi="Times New Roman" w:cs="Times New Roman"/>
-        </w:rPr>
-        <w:t xml:space="preserve"> transport protocol </w:t>
-      </w:r>
-      <w:proofErr w:type="spellStart"/>
-      <w:r>
-        <w:rPr>
-          <w:rFonts w:ascii="Times New Roman" w:hAnsi="Times New Roman" w:cs="Times New Roman"/>
-        </w:rPr>
-        <w:t>baru</w:t>
-      </w:r>
-      <w:proofErr w:type="spellEnd"/>
-      <w:r>
-        <w:rPr>
-          <w:rFonts w:ascii="Times New Roman" w:hAnsi="Times New Roman" w:cs="Times New Roman"/>
-        </w:rPr>
-        <w:t xml:space="preserve"> </w:t>
-      </w:r>
-      <w:proofErr w:type="spellStart"/>
-      <w:r>
-        <w:rPr>
-          <w:rFonts w:ascii="Times New Roman" w:hAnsi="Times New Roman" w:cs="Times New Roman"/>
-        </w:rPr>
-        <w:t>dari</w:t>
-      </w:r>
-      <w:proofErr w:type="spellEnd"/>
-      <w:r>
-        <w:rPr>
-          <w:rFonts w:ascii="Times New Roman" w:hAnsi="Times New Roman" w:cs="Times New Roman"/>
-        </w:rPr>
-        <w:t xml:space="preserve"> </w:t>
-      </w:r>
-      <w:proofErr w:type="spellStart"/>
-      <w:r>
-        <w:rPr>
-          <w:rFonts w:ascii="Times New Roman" w:hAnsi="Times New Roman" w:cs="Times New Roman"/>
-        </w:rPr>
-        <w:t>awal</w:t>
-      </w:r>
-      <w:proofErr w:type="spellEnd"/>
-      <w:r>
-        <w:rPr>
-          <w:rFonts w:ascii="Times New Roman" w:hAnsi="Times New Roman" w:cs="Times New Roman"/>
-        </w:rPr>
-        <w:t xml:space="preserve"> </w:t>
-      </w:r>
-      <w:proofErr w:type="spellStart"/>
-      <w:r>
-        <w:rPr>
-          <w:rFonts w:ascii="Times New Roman" w:hAnsi="Times New Roman" w:cs="Times New Roman"/>
-        </w:rPr>
-        <w:t>atau</w:t>
-      </w:r>
-      <w:proofErr w:type="spellEnd"/>
-      <w:r>
-        <w:rPr>
-          <w:rFonts w:ascii="Times New Roman" w:hAnsi="Times New Roman" w:cs="Times New Roman"/>
-        </w:rPr>
-        <w:t xml:space="preserve"> </w:t>
-      </w:r>
-      <w:proofErr w:type="spellStart"/>
-      <w:r>
-        <w:rPr>
-          <w:rFonts w:ascii="Times New Roman" w:hAnsi="Times New Roman" w:cs="Times New Roman"/>
-        </w:rPr>
-        <w:t>menumpang</w:t>
-      </w:r>
-      <w:proofErr w:type="spellEnd"/>
-      <w:r>
-        <w:rPr>
-          <w:rFonts w:ascii="Times New Roman" w:hAnsi="Times New Roman" w:cs="Times New Roman"/>
-        </w:rPr>
-        <w:t xml:space="preserve"> di TCP. </w:t>
+      <w:r>
+        <w:rPr>
+          <w:rFonts w:ascii="Times New Roman" w:hAnsi="Times New Roman" w:cs="Times New Roman"/>
+        </w:rPr>
+        <w:t xml:space="preserve">Buku Kurose menyebutkan pengenalan HTTP/3 yang berjalan di atas QUIC. Jelaskan mengapa QUIC memilih berjalan di atas socket UDP (SOCK_DGRAM) dan bukan membuat transport protocol baru dari awal atau menumpang di TCP. </w:t>
       </w:r>
     </w:p>
     <w:p>
@@ -2449,75 +894,90 @@
           <w:rFonts w:ascii="Times New Roman" w:hAnsi="Times New Roman" w:cs="Times New Roman"/>
         </w:rPr>
       </w:pPr>
-      <w:proofErr w:type="spellStart"/>
-      <w:r>
-        <w:rPr>
-          <w:rFonts w:ascii="Times New Roman" w:hAnsi="Times New Roman" w:cs="Times New Roman"/>
-        </w:rPr>
-        <w:t>Bagaimana</w:t>
-      </w:r>
-      <w:proofErr w:type="spellEnd"/>
-      <w:r>
-        <w:rPr>
-          <w:rFonts w:ascii="Times New Roman" w:hAnsi="Times New Roman" w:cs="Times New Roman"/>
-        </w:rPr>
-        <w:t xml:space="preserve"> QUIC </w:t>
-      </w:r>
-      <w:proofErr w:type="spellStart"/>
-      <w:r>
-        <w:rPr>
-          <w:rFonts w:ascii="Times New Roman" w:hAnsi="Times New Roman" w:cs="Times New Roman"/>
-        </w:rPr>
-        <w:t>menyelesaikan</w:t>
-      </w:r>
-      <w:proofErr w:type="spellEnd"/>
-      <w:r>
-        <w:rPr>
-          <w:rFonts w:ascii="Times New Roman" w:hAnsi="Times New Roman" w:cs="Times New Roman"/>
+      <w:r>
+        <w:rPr>
+          <w:rFonts w:ascii="Times New Roman" w:hAnsi="Times New Roman" w:cs="Times New Roman"/>
+          <w:b/>
+          <w:bCs/>
+        </w:rPr>
+        <w:t>Jawab :</w:t>
+      </w:r>
+      <w:r>
+        <w:rPr>
+          <w:rFonts w:ascii="Times New Roman" w:hAnsi="Times New Roman" w:cs="Times New Roman"/>
+          <w:b/>
+          <w:bCs/>
         </w:rPr>
         <w:t xml:space="preserve"> </w:t>
       </w:r>
-      <w:proofErr w:type="spellStart"/>
-      <w:r>
-        <w:rPr>
-          <w:rFonts w:ascii="Times New Roman" w:hAnsi="Times New Roman" w:cs="Times New Roman"/>
-        </w:rPr>
-        <w:t>masalah</w:t>
-      </w:r>
-      <w:proofErr w:type="spellEnd"/>
-      <w:r>
-        <w:rPr>
-          <w:rFonts w:ascii="Times New Roman" w:hAnsi="Times New Roman" w:cs="Times New Roman"/>
-        </w:rPr>
-        <w:t xml:space="preserve"> Head-of-Line (HOL) Blocking yang </w:t>
-      </w:r>
-      <w:proofErr w:type="spellStart"/>
-      <w:r>
-        <w:rPr>
-          <w:rFonts w:ascii="Times New Roman" w:hAnsi="Times New Roman" w:cs="Times New Roman"/>
-        </w:rPr>
-        <w:t>terjadi</w:t>
-      </w:r>
-      <w:proofErr w:type="spellEnd"/>
-      <w:r>
-        <w:rPr>
-          <w:rFonts w:ascii="Times New Roman" w:hAnsi="Times New Roman" w:cs="Times New Roman"/>
-        </w:rPr>
-        <w:t xml:space="preserve"> pada TCP </w:t>
-      </w:r>
-      <w:proofErr w:type="spellStart"/>
-      <w:r>
-        <w:rPr>
-          <w:rFonts w:ascii="Times New Roman" w:hAnsi="Times New Roman" w:cs="Times New Roman"/>
-        </w:rPr>
-        <w:t>tingkat</w:t>
-      </w:r>
-      <w:proofErr w:type="spellEnd"/>
-      <w:r>
-        <w:rPr>
-          <w:rFonts w:ascii="Times New Roman" w:hAnsi="Times New Roman" w:cs="Times New Roman"/>
-        </w:rPr>
-        <w:t xml:space="preserve"> transport?</w:t>
+      <w:r>
+        <w:rPr>
+          <w:rFonts w:ascii="Times New Roman" w:hAnsi="Times New Roman" w:cs="Times New Roman"/>
+        </w:rPr>
+        <w:t xml:space="preserve">QUIC menggunakan UDP karena UDP menyediakan mekanisme pengiriman datagram yang sederhana tanpa fitur transport seperti reliabilitas dan connection management yang sudah terlanjur melekat pada TCP. Dengan menggunakan UDP, QUIC dapat mengimplementasikan fitur transport modern sendiri, seperti multiplexing, reliabilitas, kontrol kongesti, dan enkripsi TLS 1.3, tanpa </w:t>
+      </w:r>
+      <w:r>
+        <w:rPr>
+          <w:rFonts w:ascii="Times New Roman" w:hAnsi="Times New Roman" w:cs="Times New Roman"/>
+        </w:rPr>
+        <w:lastRenderedPageBreak/>
+        <w:t>harus membuat protokol baru yang membutuhkan dukungan kernel/OS secara luas atau terikat pada keterbatasan TCP.</w:t>
+      </w:r>
+    </w:p>
+    <w:p>
+      <w:pPr>
+        <w:pStyle w:val="ListParagraph"/>
+        <w:numPr>
+          <w:ilvl w:val="0"/>
+          <w:numId w:val="6"/>
+        </w:numPr>
+        <w:spacing w:after="0" w:line="360" w:lineRule="auto"/>
+        <w:jc w:val="both"/>
+        <w:rPr>
+          <w:rFonts w:ascii="Times New Roman" w:hAnsi="Times New Roman" w:cs="Times New Roman"/>
+        </w:rPr>
+      </w:pPr>
+      <w:r>
+        <w:rPr>
+          <w:rFonts w:ascii="Times New Roman" w:hAnsi="Times New Roman" w:cs="Times New Roman"/>
+        </w:rPr>
+        <w:t>Bagaimana QUIC menyelesaikan masalah Head-of-Line (HOL) Blocking yang terjadi pada TCP tingkat transport?</w:t>
+      </w:r>
+    </w:p>
+    <w:p>
+      <w:pPr>
+        <w:pStyle w:val="ListParagraph"/>
+        <w:numPr>
+          <w:ilvl w:val="0"/>
+          <w:numId w:val="6"/>
+        </w:numPr>
+        <w:spacing w:after="0" w:line="360" w:lineRule="auto"/>
+        <w:jc w:val="both"/>
+        <w:rPr>
+          <w:rFonts w:ascii="Times New Roman" w:hAnsi="Times New Roman" w:cs="Times New Roman"/>
+        </w:rPr>
+      </w:pPr>
+      <w:r>
+        <w:rPr>
+          <w:rFonts w:ascii="Times New Roman" w:hAnsi="Times New Roman" w:cs="Times New Roman"/>
+          <w:b/>
+          <w:bCs/>
+        </w:rPr>
+        <w:t>Jawab :</w:t>
+      </w:r>
+      <w:r>
+        <w:rPr>
+          <w:rFonts w:ascii="Times New Roman" w:hAnsi="Times New Roman" w:cs="Times New Roman"/>
+          <w:b/>
+          <w:bCs/>
+        </w:rPr>
+        <w:t xml:space="preserve"> </w:t>
+      </w:r>
+      <w:r>
+        <w:rPr>
+          <w:rFonts w:ascii="Times New Roman" w:hAnsi="Times New Roman" w:cs="Times New Roman"/>
+        </w:rPr>
+        <w:t>QUIC mengatasi Head-of-Line (HOL) Blocking TCP dengan menggunakan beberapa independent streams dalam satu koneksi QUIC. Jika paket pada satu stream hilang, retransmisi paket tersebut hanya menghambat stream yang bersangkutan, sementara data pada stream lain tetap dapat diproses. Pada TCP, semua data berada dalam satu byte-stream sehingga kehilangan satu segmen dapat menahan data berikutnya sampai segmen yang hilang berhasil diterima kembali.</w:t>
       </w:r>
     </w:p>
     <w:p>
@@ -2533,19 +993,11 @@
           <w:rFonts w:ascii="Times New Roman" w:hAnsi="Times New Roman" w:cs="Times New Roman"/>
         </w:rPr>
       </w:pPr>
-      <w:proofErr w:type="spellStart"/>
-      <w:r>
-        <w:rPr>
-          <w:rFonts w:ascii="Times New Roman" w:hAnsi="Times New Roman" w:cs="Times New Roman"/>
-        </w:rPr>
-        <w:t>Skenario</w:t>
-      </w:r>
-      <w:proofErr w:type="spellEnd"/>
-      <w:r>
-        <w:rPr>
-          <w:rFonts w:ascii="Times New Roman" w:hAnsi="Times New Roman" w:cs="Times New Roman"/>
-        </w:rPr>
-        <w:t xml:space="preserve"> Bind Explicit pada Client</w:t>
+      <w:r>
+        <w:rPr>
+          <w:rFonts w:ascii="Times New Roman" w:hAnsi="Times New Roman" w:cs="Times New Roman"/>
+        </w:rPr>
+        <w:t>Skenario Bind Explicit pada Client</w:t>
       </w:r>
     </w:p>
     <w:p>
@@ -2561,285 +1013,11 @@
           <w:rFonts w:ascii="Times New Roman" w:hAnsi="Times New Roman" w:cs="Times New Roman"/>
         </w:rPr>
       </w:pPr>
-      <w:proofErr w:type="spellStart"/>
-      <w:r>
-        <w:rPr>
-          <w:rFonts w:ascii="Times New Roman" w:hAnsi="Times New Roman" w:cs="Times New Roman"/>
-        </w:rPr>
-        <w:t>Secara</w:t>
-      </w:r>
-      <w:proofErr w:type="spellEnd"/>
-      <w:r>
-        <w:rPr>
-          <w:rFonts w:ascii="Times New Roman" w:hAnsi="Times New Roman" w:cs="Times New Roman"/>
-        </w:rPr>
-        <w:t xml:space="preserve"> </w:t>
-      </w:r>
-      <w:proofErr w:type="spellStart"/>
-      <w:r>
-        <w:rPr>
-          <w:rFonts w:ascii="Times New Roman" w:hAnsi="Times New Roman" w:cs="Times New Roman"/>
-        </w:rPr>
-        <w:t>umum</w:t>
-      </w:r>
-      <w:proofErr w:type="spellEnd"/>
-      <w:r>
-        <w:rPr>
-          <w:rFonts w:ascii="Times New Roman" w:hAnsi="Times New Roman" w:cs="Times New Roman"/>
-        </w:rPr>
-        <w:t xml:space="preserve">, client </w:t>
-      </w:r>
-      <w:proofErr w:type="spellStart"/>
-      <w:r>
-        <w:rPr>
-          <w:rFonts w:ascii="Times New Roman" w:hAnsi="Times New Roman" w:cs="Times New Roman"/>
-        </w:rPr>
-        <w:t>membiarkan</w:t>
-      </w:r>
-      <w:proofErr w:type="spellEnd"/>
-      <w:r>
-        <w:rPr>
-          <w:rFonts w:ascii="Times New Roman" w:hAnsi="Times New Roman" w:cs="Times New Roman"/>
-        </w:rPr>
-        <w:t xml:space="preserve"> </w:t>
-      </w:r>
-      <w:proofErr w:type="spellStart"/>
-      <w:r>
-        <w:rPr>
-          <w:rFonts w:ascii="Times New Roman" w:hAnsi="Times New Roman" w:cs="Times New Roman"/>
-        </w:rPr>
-        <w:t>sistem</w:t>
-      </w:r>
-      <w:proofErr w:type="spellEnd"/>
-      <w:r>
-        <w:rPr>
-          <w:rFonts w:ascii="Times New Roman" w:hAnsi="Times New Roman" w:cs="Times New Roman"/>
-        </w:rPr>
-        <w:t xml:space="preserve"> </w:t>
-      </w:r>
-      <w:proofErr w:type="spellStart"/>
-      <w:r>
-        <w:rPr>
-          <w:rFonts w:ascii="Times New Roman" w:hAnsi="Times New Roman" w:cs="Times New Roman"/>
-        </w:rPr>
-        <w:t>operasi</w:t>
-      </w:r>
-      <w:proofErr w:type="spellEnd"/>
-      <w:r>
-        <w:rPr>
-          <w:rFonts w:ascii="Times New Roman" w:hAnsi="Times New Roman" w:cs="Times New Roman"/>
-        </w:rPr>
-        <w:t xml:space="preserve"> </w:t>
-      </w:r>
-      <w:proofErr w:type="spellStart"/>
-      <w:r>
-        <w:rPr>
-          <w:rFonts w:ascii="Times New Roman" w:hAnsi="Times New Roman" w:cs="Times New Roman"/>
-        </w:rPr>
-        <w:t>memilih</w:t>
-      </w:r>
-      <w:proofErr w:type="spellEnd"/>
-      <w:r>
-        <w:rPr>
-          <w:rFonts w:ascii="Times New Roman" w:hAnsi="Times New Roman" w:cs="Times New Roman"/>
-        </w:rPr>
-        <w:t xml:space="preserve"> port </w:t>
-      </w:r>
-      <w:proofErr w:type="spellStart"/>
-      <w:r>
-        <w:rPr>
-          <w:rFonts w:ascii="Times New Roman" w:hAnsi="Times New Roman" w:cs="Times New Roman"/>
-        </w:rPr>
-        <w:t>lokal</w:t>
-      </w:r>
-      <w:proofErr w:type="spellEnd"/>
-      <w:r>
-        <w:rPr>
-          <w:rFonts w:ascii="Times New Roman" w:hAnsi="Times New Roman" w:cs="Times New Roman"/>
-        </w:rPr>
-        <w:t xml:space="preserve"> </w:t>
-      </w:r>
-      <w:proofErr w:type="spellStart"/>
-      <w:r>
-        <w:rPr>
-          <w:rFonts w:ascii="Times New Roman" w:hAnsi="Times New Roman" w:cs="Times New Roman"/>
-        </w:rPr>
-        <w:t>secara</w:t>
-      </w:r>
-      <w:proofErr w:type="spellEnd"/>
-      <w:r>
-        <w:rPr>
-          <w:rFonts w:ascii="Times New Roman" w:hAnsi="Times New Roman" w:cs="Times New Roman"/>
-        </w:rPr>
-        <w:t xml:space="preserve"> </w:t>
-      </w:r>
-      <w:proofErr w:type="spellStart"/>
-      <w:r>
-        <w:rPr>
-          <w:rFonts w:ascii="Times New Roman" w:hAnsi="Times New Roman" w:cs="Times New Roman"/>
-        </w:rPr>
-        <w:t>acak</w:t>
-      </w:r>
-      <w:proofErr w:type="spellEnd"/>
-      <w:r>
-        <w:rPr>
-          <w:rFonts w:ascii="Times New Roman" w:hAnsi="Times New Roman" w:cs="Times New Roman"/>
-        </w:rPr>
-        <w:t xml:space="preserve"> (ephemeral port). Apa yang </w:t>
-      </w:r>
-      <w:proofErr w:type="spellStart"/>
-      <w:r>
-        <w:rPr>
-          <w:rFonts w:ascii="Times New Roman" w:hAnsi="Times New Roman" w:cs="Times New Roman"/>
-        </w:rPr>
-        <w:t>terjadi</w:t>
-      </w:r>
-      <w:proofErr w:type="spellEnd"/>
-      <w:r>
-        <w:rPr>
-          <w:rFonts w:ascii="Times New Roman" w:hAnsi="Times New Roman" w:cs="Times New Roman"/>
-        </w:rPr>
-        <w:t xml:space="preserve"> </w:t>
-      </w:r>
-      <w:proofErr w:type="spellStart"/>
-      <w:r>
-        <w:rPr>
-          <w:rFonts w:ascii="Times New Roman" w:hAnsi="Times New Roman" w:cs="Times New Roman"/>
-        </w:rPr>
-        <w:t>jika</w:t>
-      </w:r>
-      <w:proofErr w:type="spellEnd"/>
-      <w:r>
-        <w:rPr>
-          <w:rFonts w:ascii="Times New Roman" w:hAnsi="Times New Roman" w:cs="Times New Roman"/>
-        </w:rPr>
-        <w:t xml:space="preserve"> pada </w:t>
-      </w:r>
-      <w:proofErr w:type="spellStart"/>
-      <w:r>
-        <w:rPr>
-          <w:rFonts w:ascii="Times New Roman" w:hAnsi="Times New Roman" w:cs="Times New Roman"/>
-        </w:rPr>
-        <w:t>kode</w:t>
-      </w:r>
-      <w:proofErr w:type="spellEnd"/>
-      <w:r>
-        <w:rPr>
-          <w:rFonts w:ascii="Times New Roman" w:hAnsi="Times New Roman" w:cs="Times New Roman"/>
-        </w:rPr>
-        <w:t xml:space="preserve"> UDPClient.py Anda </w:t>
-      </w:r>
-      <w:proofErr w:type="spellStart"/>
-      <w:r>
-        <w:rPr>
-          <w:rFonts w:ascii="Times New Roman" w:hAnsi="Times New Roman" w:cs="Times New Roman"/>
-        </w:rPr>
-        <w:t>secara</w:t>
-      </w:r>
-      <w:proofErr w:type="spellEnd"/>
-      <w:r>
-        <w:rPr>
-          <w:rFonts w:ascii="Times New Roman" w:hAnsi="Times New Roman" w:cs="Times New Roman"/>
-        </w:rPr>
-        <w:t xml:space="preserve"> </w:t>
-      </w:r>
-      <w:proofErr w:type="spellStart"/>
-      <w:r>
-        <w:rPr>
-          <w:rFonts w:ascii="Times New Roman" w:hAnsi="Times New Roman" w:cs="Times New Roman"/>
-        </w:rPr>
-        <w:t>eksplisit</w:t>
-      </w:r>
-      <w:proofErr w:type="spellEnd"/>
-      <w:r>
-        <w:rPr>
-          <w:rFonts w:ascii="Times New Roman" w:hAnsi="Times New Roman" w:cs="Times New Roman"/>
-        </w:rPr>
-        <w:t xml:space="preserve"> </w:t>
-      </w:r>
-      <w:proofErr w:type="spellStart"/>
-      <w:r>
-        <w:rPr>
-          <w:rFonts w:ascii="Times New Roman" w:hAnsi="Times New Roman" w:cs="Times New Roman"/>
-        </w:rPr>
-        <w:t>menambahkan</w:t>
-      </w:r>
-      <w:proofErr w:type="spellEnd"/>
-      <w:r>
-        <w:rPr>
-          <w:rFonts w:ascii="Times New Roman" w:hAnsi="Times New Roman" w:cs="Times New Roman"/>
-        </w:rPr>
-        <w:t xml:space="preserve"> </w:t>
-      </w:r>
-      <w:proofErr w:type="spellStart"/>
-      <w:r>
-        <w:rPr>
-          <w:rFonts w:ascii="Times New Roman" w:hAnsi="Times New Roman" w:cs="Times New Roman"/>
-        </w:rPr>
-        <w:t>perintah</w:t>
-      </w:r>
-      <w:proofErr w:type="spellEnd"/>
-      <w:r>
-        <w:rPr>
-          <w:rFonts w:ascii="Times New Roman" w:hAnsi="Times New Roman" w:cs="Times New Roman"/>
-        </w:rPr>
-        <w:t xml:space="preserve"> </w:t>
-      </w:r>
-      <w:proofErr w:type="spellStart"/>
-      <w:r>
-        <w:rPr>
-          <w:rFonts w:ascii="Times New Roman" w:hAnsi="Times New Roman" w:cs="Times New Roman"/>
-        </w:rPr>
-        <w:t>clientSocket.bind</w:t>
-      </w:r>
-      <w:proofErr w:type="spellEnd"/>
-      <w:r>
-        <w:rPr>
-          <w:rFonts w:ascii="Times New Roman" w:hAnsi="Times New Roman" w:cs="Times New Roman"/>
-        </w:rPr>
-        <w:t xml:space="preserve">(('', 5432)) </w:t>
-      </w:r>
-      <w:proofErr w:type="spellStart"/>
-      <w:r>
-        <w:rPr>
-          <w:rFonts w:ascii="Times New Roman" w:hAnsi="Times New Roman" w:cs="Times New Roman"/>
-        </w:rPr>
-        <w:t>sebelum</w:t>
-      </w:r>
-      <w:proofErr w:type="spellEnd"/>
-      <w:r>
-        <w:rPr>
-          <w:rFonts w:ascii="Times New Roman" w:hAnsi="Times New Roman" w:cs="Times New Roman"/>
-        </w:rPr>
-        <w:t xml:space="preserve"> </w:t>
-      </w:r>
-      <w:proofErr w:type="spellStart"/>
-      <w:r>
-        <w:rPr>
-          <w:rFonts w:ascii="Times New Roman" w:hAnsi="Times New Roman" w:cs="Times New Roman"/>
-        </w:rPr>
-        <w:t>mengirim</w:t>
-      </w:r>
-      <w:proofErr w:type="spellEnd"/>
-      <w:r>
-        <w:rPr>
-          <w:rFonts w:ascii="Times New Roman" w:hAnsi="Times New Roman" w:cs="Times New Roman"/>
-        </w:rPr>
-        <w:t xml:space="preserve"> </w:t>
-      </w:r>
-      <w:proofErr w:type="spellStart"/>
-      <w:r>
-        <w:rPr>
-          <w:rFonts w:ascii="Times New Roman" w:hAnsi="Times New Roman" w:cs="Times New Roman"/>
-        </w:rPr>
-        <w:t>pesan</w:t>
-      </w:r>
-      <w:proofErr w:type="spellEnd"/>
-      <w:r>
-        <w:rPr>
-          <w:rFonts w:ascii="Times New Roman" w:hAnsi="Times New Roman" w:cs="Times New Roman"/>
-        </w:rPr>
-        <w:t xml:space="preserve">? </w:t>
+      <w:r>
+        <w:rPr>
+          <w:rFonts w:ascii="Times New Roman" w:hAnsi="Times New Roman" w:cs="Times New Roman"/>
+        </w:rPr>
+        <w:t>Secara umum, client membiarkan sistem operasi memilih port lokal secara acak (ephemeral port). Apa yang terjadi jika pada kode UDPClient.py Anda secara eksplisit menambahkan perintah clientSocket.bind(('', 5432)) sebelum mengirim pesan?</w:t>
       </w:r>
     </w:p>
     <w:p>
@@ -2855,244 +1033,95 @@
           <w:rFonts w:ascii="Times New Roman" w:hAnsi="Times New Roman" w:cs="Times New Roman"/>
         </w:rPr>
       </w:pPr>
-      <w:proofErr w:type="spellStart"/>
-      <w:r>
-        <w:rPr>
-          <w:rFonts w:ascii="Times New Roman" w:hAnsi="Times New Roman" w:cs="Times New Roman"/>
-        </w:rPr>
-        <w:t>Apakah</w:t>
-      </w:r>
-      <w:proofErr w:type="spellEnd"/>
-      <w:r>
-        <w:rPr>
-          <w:rFonts w:ascii="Times New Roman" w:hAnsi="Times New Roman" w:cs="Times New Roman"/>
-        </w:rPr>
-        <w:t xml:space="preserve"> server </w:t>
-      </w:r>
-      <w:proofErr w:type="spellStart"/>
-      <w:r>
-        <w:rPr>
-          <w:rFonts w:ascii="Times New Roman" w:hAnsi="Times New Roman" w:cs="Times New Roman"/>
-        </w:rPr>
-        <w:t>masih</w:t>
-      </w:r>
-      <w:proofErr w:type="spellEnd"/>
-      <w:r>
-        <w:rPr>
-          <w:rFonts w:ascii="Times New Roman" w:hAnsi="Times New Roman" w:cs="Times New Roman"/>
+      <w:r>
+        <w:rPr>
+          <w:rFonts w:ascii="Times New Roman" w:hAnsi="Times New Roman" w:cs="Times New Roman"/>
+          <w:b/>
+          <w:bCs/>
+        </w:rPr>
+        <w:t>Jawab :</w:t>
+      </w:r>
+      <w:r>
+        <w:rPr>
+          <w:rFonts w:ascii="Times New Roman" w:hAnsi="Times New Roman" w:cs="Times New Roman"/>
+          <w:b/>
+          <w:bCs/>
         </w:rPr>
         <w:t xml:space="preserve"> </w:t>
       </w:r>
-      <w:proofErr w:type="spellStart"/>
-      <w:r>
-        <w:rPr>
-          <w:rFonts w:ascii="Times New Roman" w:hAnsi="Times New Roman" w:cs="Times New Roman"/>
-        </w:rPr>
-        <w:t>bisa</w:t>
-      </w:r>
-      <w:proofErr w:type="spellEnd"/>
-      <w:r>
-        <w:rPr>
-          <w:rFonts w:ascii="Times New Roman" w:hAnsi="Times New Roman" w:cs="Times New Roman"/>
+      <w:r>
+        <w:rPr>
+          <w:rFonts w:ascii="Times New Roman" w:hAnsi="Times New Roman" w:cs="Times New Roman"/>
+        </w:rPr>
+        <w:t>Jika client menjalankan clientSocket.bind(('', 5432)), client secara eksplisit meminta OS menggunakan port lokal 5432 untuk socket tersebut, bukan menggunakan ephemeral port yang dipilih otomatis oleh OS. Setelah berhasil di-bind, pesan UDP tetap dapat dikirim ke alamat dan port server seperti biasa.</w:t>
+      </w:r>
+    </w:p>
+    <w:p>
+      <w:pPr>
+        <w:pStyle w:val="ListParagraph"/>
+        <w:numPr>
+          <w:ilvl w:val="0"/>
+          <w:numId w:val="7"/>
+        </w:numPr>
+        <w:spacing w:after="0" w:line="360" w:lineRule="auto"/>
+        <w:jc w:val="both"/>
+        <w:rPr>
+          <w:rFonts w:ascii="Times New Roman" w:hAnsi="Times New Roman" w:cs="Times New Roman"/>
+        </w:rPr>
+      </w:pPr>
+      <w:r>
+        <w:rPr>
+          <w:rFonts w:ascii="Times New Roman" w:hAnsi="Times New Roman" w:cs="Times New Roman"/>
+        </w:rPr>
+        <w:t>Apakah server masih bisa membalas pesan tersebut? Apa potensi kendala (conflict) yang terjadi di sisi client jika terdapat 2 instansiasi aplikasi client yang berjalan bersamaan di host yang sama?</w:t>
+      </w:r>
+    </w:p>
+    <w:p>
+      <w:pPr>
+        <w:pStyle w:val="ListParagraph"/>
+        <w:numPr>
+          <w:ilvl w:val="0"/>
+          <w:numId w:val="7"/>
+        </w:numPr>
+        <w:spacing w:after="0" w:line="360" w:lineRule="auto"/>
+        <w:jc w:val="both"/>
+        <w:rPr>
+          <w:rFonts w:ascii="Times New Roman" w:hAnsi="Times New Roman" w:cs="Times New Roman"/>
+        </w:rPr>
+      </w:pPr>
+      <w:r>
+        <w:rPr>
+          <w:rFonts w:ascii="Times New Roman" w:hAnsi="Times New Roman" w:cs="Times New Roman"/>
+          <w:b/>
+          <w:bCs/>
+        </w:rPr>
+        <w:t>Jawab :</w:t>
+      </w:r>
+      <w:r>
+        <w:rPr>
+          <w:rFonts w:ascii="Times New Roman" w:hAnsi="Times New Roman" w:cs="Times New Roman"/>
+          <w:b/>
+          <w:bCs/>
         </w:rPr>
         <w:t xml:space="preserve"> </w:t>
       </w:r>
-      <w:proofErr w:type="spellStart"/>
-      <w:r>
-        <w:rPr>
-          <w:rFonts w:ascii="Times New Roman" w:hAnsi="Times New Roman" w:cs="Times New Roman"/>
-        </w:rPr>
-        <w:t>membalas</w:t>
-      </w:r>
-      <w:proofErr w:type="spellEnd"/>
-      <w:r>
-        <w:rPr>
-          <w:rFonts w:ascii="Times New Roman" w:hAnsi="Times New Roman" w:cs="Times New Roman"/>
-        </w:rPr>
-        <w:t xml:space="preserve"> </w:t>
-      </w:r>
-      <w:proofErr w:type="spellStart"/>
-      <w:r>
-        <w:rPr>
-          <w:rFonts w:ascii="Times New Roman" w:hAnsi="Times New Roman" w:cs="Times New Roman"/>
-        </w:rPr>
-        <w:t>pesan</w:t>
-      </w:r>
-      <w:proofErr w:type="spellEnd"/>
-      <w:r>
-        <w:rPr>
-          <w:rFonts w:ascii="Times New Roman" w:hAnsi="Times New Roman" w:cs="Times New Roman"/>
-        </w:rPr>
-        <w:t xml:space="preserve"> </w:t>
-      </w:r>
-      <w:proofErr w:type="spellStart"/>
-      <w:r>
-        <w:rPr>
-          <w:rFonts w:ascii="Times New Roman" w:hAnsi="Times New Roman" w:cs="Times New Roman"/>
-        </w:rPr>
-        <w:t>tersebut</w:t>
-      </w:r>
-      <w:proofErr w:type="spellEnd"/>
-      <w:r>
-        <w:rPr>
-          <w:rFonts w:ascii="Times New Roman" w:hAnsi="Times New Roman" w:cs="Times New Roman"/>
-        </w:rPr>
-        <w:t xml:space="preserve">? Apa </w:t>
-      </w:r>
-      <w:proofErr w:type="spellStart"/>
-      <w:r>
-        <w:rPr>
-          <w:rFonts w:ascii="Times New Roman" w:hAnsi="Times New Roman" w:cs="Times New Roman"/>
-        </w:rPr>
-        <w:t>potensi</w:t>
-      </w:r>
-      <w:proofErr w:type="spellEnd"/>
-      <w:r>
-        <w:rPr>
-          <w:rFonts w:ascii="Times New Roman" w:hAnsi="Times New Roman" w:cs="Times New Roman"/>
-        </w:rPr>
-        <w:t xml:space="preserve"> </w:t>
-      </w:r>
-      <w:proofErr w:type="spellStart"/>
-      <w:r>
-        <w:rPr>
-          <w:rFonts w:ascii="Times New Roman" w:hAnsi="Times New Roman" w:cs="Times New Roman"/>
-        </w:rPr>
-        <w:t>kendala</w:t>
-      </w:r>
-      <w:proofErr w:type="spellEnd"/>
-      <w:r>
-        <w:rPr>
-          <w:rFonts w:ascii="Times New Roman" w:hAnsi="Times New Roman" w:cs="Times New Roman"/>
-        </w:rPr>
-        <w:t xml:space="preserve"> (conflict) yang </w:t>
-      </w:r>
-      <w:proofErr w:type="spellStart"/>
-      <w:r>
-        <w:rPr>
-          <w:rFonts w:ascii="Times New Roman" w:hAnsi="Times New Roman" w:cs="Times New Roman"/>
-        </w:rPr>
-        <w:t>terjadi</w:t>
-      </w:r>
-      <w:proofErr w:type="spellEnd"/>
-      <w:r>
-        <w:rPr>
-          <w:rFonts w:ascii="Times New Roman" w:hAnsi="Times New Roman" w:cs="Times New Roman"/>
-        </w:rPr>
-        <w:t xml:space="preserve"> di </w:t>
-      </w:r>
-      <w:proofErr w:type="spellStart"/>
-      <w:r>
-        <w:rPr>
-          <w:rFonts w:ascii="Times New Roman" w:hAnsi="Times New Roman" w:cs="Times New Roman"/>
-        </w:rPr>
-        <w:t>sisi</w:t>
-      </w:r>
-      <w:proofErr w:type="spellEnd"/>
-      <w:r>
-        <w:rPr>
-          <w:rFonts w:ascii="Times New Roman" w:hAnsi="Times New Roman" w:cs="Times New Roman"/>
-        </w:rPr>
-        <w:t xml:space="preserve"> client </w:t>
-      </w:r>
-      <w:proofErr w:type="spellStart"/>
-      <w:r>
-        <w:rPr>
-          <w:rFonts w:ascii="Times New Roman" w:hAnsi="Times New Roman" w:cs="Times New Roman"/>
-        </w:rPr>
-        <w:t>jika</w:t>
-      </w:r>
-      <w:proofErr w:type="spellEnd"/>
-      <w:r>
-        <w:rPr>
-          <w:rFonts w:ascii="Times New Roman" w:hAnsi="Times New Roman" w:cs="Times New Roman"/>
-        </w:rPr>
-        <w:t xml:space="preserve"> </w:t>
-      </w:r>
-      <w:proofErr w:type="spellStart"/>
-      <w:r>
-        <w:rPr>
-          <w:rFonts w:ascii="Times New Roman" w:hAnsi="Times New Roman" w:cs="Times New Roman"/>
-        </w:rPr>
-        <w:t>terdapat</w:t>
-      </w:r>
-      <w:proofErr w:type="spellEnd"/>
-      <w:r>
-        <w:rPr>
-          <w:rFonts w:ascii="Times New Roman" w:hAnsi="Times New Roman" w:cs="Times New Roman"/>
-        </w:rPr>
-        <w:t xml:space="preserve"> 2 </w:t>
-      </w:r>
-      <w:proofErr w:type="spellStart"/>
-      <w:r>
-        <w:rPr>
-          <w:rFonts w:ascii="Times New Roman" w:hAnsi="Times New Roman" w:cs="Times New Roman"/>
-        </w:rPr>
-        <w:t>instansiasi</w:t>
-      </w:r>
-      <w:proofErr w:type="spellEnd"/>
-      <w:r>
-        <w:rPr>
-          <w:rFonts w:ascii="Times New Roman" w:hAnsi="Times New Roman" w:cs="Times New Roman"/>
-        </w:rPr>
-        <w:t xml:space="preserve"> </w:t>
-      </w:r>
-      <w:proofErr w:type="spellStart"/>
-      <w:r>
-        <w:rPr>
-          <w:rFonts w:ascii="Times New Roman" w:hAnsi="Times New Roman" w:cs="Times New Roman"/>
-        </w:rPr>
-        <w:t>aplikasi</w:t>
-      </w:r>
-      <w:proofErr w:type="spellEnd"/>
-      <w:r>
-        <w:rPr>
-          <w:rFonts w:ascii="Times New Roman" w:hAnsi="Times New Roman" w:cs="Times New Roman"/>
-        </w:rPr>
-        <w:t xml:space="preserve"> client yang </w:t>
-      </w:r>
-      <w:proofErr w:type="spellStart"/>
-      <w:r>
-        <w:rPr>
-          <w:rFonts w:ascii="Times New Roman" w:hAnsi="Times New Roman" w:cs="Times New Roman"/>
-        </w:rPr>
-        <w:t>berjalan</w:t>
-      </w:r>
-      <w:proofErr w:type="spellEnd"/>
-      <w:r>
-        <w:rPr>
-          <w:rFonts w:ascii="Times New Roman" w:hAnsi="Times New Roman" w:cs="Times New Roman"/>
-        </w:rPr>
-        <w:t xml:space="preserve"> </w:t>
-      </w:r>
-      <w:proofErr w:type="spellStart"/>
-      <w:r>
-        <w:rPr>
-          <w:rFonts w:ascii="Times New Roman" w:hAnsi="Times New Roman" w:cs="Times New Roman"/>
-        </w:rPr>
-        <w:t>bersamaan</w:t>
-      </w:r>
-      <w:proofErr w:type="spellEnd"/>
-      <w:r>
-        <w:rPr>
-          <w:rFonts w:ascii="Times New Roman" w:hAnsi="Times New Roman" w:cs="Times New Roman"/>
-        </w:rPr>
-        <w:t xml:space="preserve"> di host yang </w:t>
-      </w:r>
-      <w:proofErr w:type="spellStart"/>
-      <w:r>
-        <w:rPr>
-          <w:rFonts w:ascii="Times New Roman" w:hAnsi="Times New Roman" w:cs="Times New Roman"/>
-        </w:rPr>
-        <w:t>sama</w:t>
-      </w:r>
-      <w:proofErr w:type="spellEnd"/>
-      <w:r>
-        <w:rPr>
-          <w:rFonts w:ascii="Times New Roman" w:hAnsi="Times New Roman" w:cs="Times New Roman"/>
-        </w:rPr>
-        <w:t>?</w:t>
-      </w:r>
+      <w:r>
+        <w:rPr>
+          <w:rFonts w:ascii="Times New Roman" w:hAnsi="Times New Roman" w:cs="Times New Roman"/>
+        </w:rPr>
+        <w:t>Ya, server tetap dapat membalas karena server akan mengirim respons ke alamat IP dan port sumber client, yaitu port 5432. Namun, jika terdapat dua instansiasi client pada host yang sama dan keduanya mencoba melakukan bind('', 5432), biasanya instansiasi kedua akan gagal dengan error seperti Address already in use, karena satu alamat/port UDP yang sama tidak dapat digunakan oleh dua socket secara bersamaan dalam kondisi normal.</w:t>
+      </w:r>
+    </w:p>
+    <w:p>
+      <w:pPr>
+        <w:pStyle w:val="ListParagraph"/>
+        <w:spacing w:after="0" w:line="360" w:lineRule="auto"/>
+        <w:ind w:left="1440"/>
+        <w:jc w:val="both"/>
+        <w:rPr>
+          <w:rFonts w:ascii="Times New Roman" w:hAnsi="Times New Roman" w:cs="Times New Roman"/>
+        </w:rPr>
+      </w:pPr>
     </w:p>
     <w:sectPr>
       <w:pgSz w:w="11906" w:h="16838"/>
